--- a/guia/Guia de Bolso_v2.docx
+++ b/guia/Guia de Bolso_v2.docx
@@ -1261,8 +1261,6 @@
           <w:numId w:val="1"/>
         </w:numPr>
       </w:pPr>
-      <w:bookmarkStart w:id="0" w:name="_GoBack"/>
-      <w:bookmarkEnd w:id="0"/>
       <w:proofErr w:type="spellStart"/>
       <w:r>
         <w:t>python</w:t>
@@ -2028,8 +2026,13 @@
           <w:numId w:val="1"/>
         </w:numPr>
       </w:pPr>
-      <w:r>
-        <w:t xml:space="preserve">Git </w:t>
+      <w:proofErr w:type="spellStart"/>
+      <w:r>
+        <w:t>Git</w:t>
+      </w:r>
+      <w:proofErr w:type="spellEnd"/>
+      <w:r>
+        <w:t xml:space="preserve"> </w:t>
       </w:r>
       <w:proofErr w:type="spellStart"/>
       <w:r>
@@ -6880,7 +6883,7 @@
     <w:p>
       <w:r>
         <w:pict w14:anchorId="294C5E11">
-          <v:rect id="_x0000_i1035" style="width:0;height:1.5pt" o:hralign="center" o:hrstd="t" o:hr="t" fillcolor="#a0a0a0" stroked="f"/>
+          <v:rect id="_x0000_i1028" style="width:0;height:1.5pt" o:hralign="center" o:hrstd="t" o:hr="t" fillcolor="#a0a0a0" stroked="f"/>
         </w:pict>
       </w:r>
     </w:p>
@@ -7262,10 +7265,7 @@
         <w:t>)</w:t>
       </w:r>
       <w:r>
-        <w:t xml:space="preserve"> é o recepcionista que garante que cada encomenda (informação) chegue à sala (aplicação) correta, sem extravios</w:t>
-      </w:r>
-      <w:r>
-        <w:t>.</w:t>
+        <w:t xml:space="preserve"> é o recepcionista que garante que cada encomenda (informação) chegue à sala (aplicação) correta, sem extravios.</w:t>
       </w:r>
     </w:p>
     <w:p>
@@ -7727,7 +7727,7 @@
     <w:p>
       <w:r>
         <w:pict w14:anchorId="61E4EBA0">
-          <v:rect id="_x0000_i1037" style="width:0;height:1.5pt" o:hralign="center" o:hrstd="t" o:hr="t" fillcolor="#a0a0a0" stroked="f"/>
+          <v:rect id="_x0000_i1029" style="width:0;height:1.5pt" o:hralign="center" o:hrstd="t" o:hr="t" fillcolor="#a0a0a0" stroked="f"/>
         </w:pict>
       </w:r>
     </w:p>
@@ -7816,7 +7816,7 @@
     <w:p>
       <w:r>
         <w:pict w14:anchorId="26304A45">
-          <v:rect id="_x0000_i1038" style="width:0;height:1.5pt" o:hralign="center" o:hrstd="t" o:hr="t" fillcolor="#a0a0a0" stroked="f"/>
+          <v:rect id="_x0000_i1030" style="width:0;height:1.5pt" o:hralign="center" o:hrstd="t" o:hr="t" fillcolor="#a0a0a0" stroked="f"/>
         </w:pict>
       </w:r>
     </w:p>
@@ -8871,10 +8871,7 @@
           </w:tcPr>
           <w:p>
             <w:r>
-              <w:t xml:space="preserve">      </w:t>
-            </w:r>
-            <w:r>
-              <w:t>Comando / Ação</w:t>
+              <w:t xml:space="preserve">      Comando / Ação</w:t>
             </w:r>
           </w:p>
         </w:tc>
@@ -8976,10 +8973,7 @@
           </w:tcPr>
           <w:p>
             <w:r>
-              <w:t xml:space="preserve">      </w:t>
-            </w:r>
-            <w:r>
-              <w:t xml:space="preserve">Adicionar </w:t>
+              <w:t xml:space="preserve">      Adicionar </w:t>
             </w:r>
             <w:r>
               <w:rPr>
@@ -9836,13 +9830,7 @@
         <w:rPr>
           <w:rStyle w:val="hljs-comment"/>
         </w:rPr>
-        <w:t>O caminho vazio representa a página inicial</w:t>
-      </w:r>
-      <w:r>
-        <w:rPr>
-          <w:rStyle w:val="hljs-comment"/>
-        </w:rPr>
-        <w:t>.</w:t>
+        <w:t>O caminho vazio representa a página inicial.</w:t>
       </w:r>
     </w:p>
     <w:p/>
@@ -10095,9 +10083,3117 @@
     <w:p/>
     <w:p/>
     <w:p/>
+    <w:p>
+      <w:pPr>
+        <w:pStyle w:val="Ttulo1"/>
+      </w:pPr>
+      <w:r>
+        <w:lastRenderedPageBreak/>
+        <w:t>Arquivos Estáticos</w:t>
+      </w:r>
+    </w:p>
+    <w:p>
+      <w:r>
+        <w:t xml:space="preserve">Vamos agora gerar os arquivos estáticos. Utilizando a sua IA preferida em nível de GPT (generativa) teste esse </w:t>
+      </w:r>
+      <w:proofErr w:type="spellStart"/>
+      <w:r>
+        <w:t>prompt</w:t>
+      </w:r>
+      <w:proofErr w:type="spellEnd"/>
+      <w:r>
+        <w:t xml:space="preserve"> e ajuste-o para o que você acha melhor:</w:t>
+      </w:r>
+    </w:p>
+    <w:p>
+      <w:pPr>
+        <w:spacing w:before="100" w:beforeAutospacing="1" w:after="100" w:afterAutospacing="1" w:line="240" w:lineRule="auto"/>
+        <w:rPr>
+          <w:rFonts w:ascii="Times New Roman" w:eastAsia="Times New Roman" w:hAnsi="Times New Roman" w:cs="Times New Roman"/>
+          <w:kern w:val="0"/>
+          <w:lang w:eastAsia="pt-BR"/>
+          <w14:ligatures w14:val="none"/>
+        </w:rPr>
+      </w:pPr>
+      <w:proofErr w:type="spellStart"/>
+      <w:r>
+        <w:rPr>
+          <w:rFonts w:ascii="Times New Roman" w:eastAsia="Times New Roman" w:hAnsi="Times New Roman" w:cs="Times New Roman"/>
+          <w:b/>
+          <w:bCs/>
+          <w:kern w:val="0"/>
+          <w:lang w:eastAsia="pt-BR"/>
+          <w14:ligatures w14:val="none"/>
+        </w:rPr>
+        <w:t>Prompt</w:t>
+      </w:r>
+      <w:proofErr w:type="spellEnd"/>
+      <w:r>
+        <w:rPr>
+          <w:rFonts w:ascii="Times New Roman" w:eastAsia="Times New Roman" w:hAnsi="Times New Roman" w:cs="Times New Roman"/>
+          <w:b/>
+          <w:bCs/>
+          <w:kern w:val="0"/>
+          <w:lang w:eastAsia="pt-BR"/>
+          <w14:ligatures w14:val="none"/>
+        </w:rPr>
+        <w:t xml:space="preserve"> 1: Logo Principal (Pronto para Web)</w:t>
+      </w:r>
+    </w:p>
+    <w:p>
+      <w:pPr>
+        <w:spacing w:before="100" w:beforeAutospacing="1" w:after="100" w:afterAutospacing="1" w:line="240" w:lineRule="auto"/>
+        <w:jc w:val="both"/>
+        <w:rPr>
+          <w:rFonts w:ascii="Times New Roman" w:eastAsia="Times New Roman" w:hAnsi="Times New Roman" w:cs="Times New Roman"/>
+          <w:kern w:val="0"/>
+          <w:lang w:eastAsia="pt-BR"/>
+          <w14:ligatures w14:val="none"/>
+        </w:rPr>
+      </w:pPr>
+      <w:r>
+        <w:rPr>
+          <w:rFonts w:ascii="Times New Roman" w:eastAsia="Times New Roman" w:hAnsi="Times New Roman" w:cs="Times New Roman"/>
+          <w:kern w:val="0"/>
+          <w:lang w:eastAsia="pt-BR"/>
+          <w14:ligatures w14:val="none"/>
+        </w:rPr>
+        <w:t>"Crie um logo moderno e profissional para o sistema '</w:t>
+      </w:r>
+      <w:proofErr w:type="spellStart"/>
+      <w:r>
+        <w:rPr>
+          <w:rFonts w:ascii="Times New Roman" w:eastAsia="Times New Roman" w:hAnsi="Times New Roman" w:cs="Times New Roman"/>
+          <w:kern w:val="0"/>
+          <w:lang w:eastAsia="pt-BR"/>
+          <w14:ligatures w14:val="none"/>
+        </w:rPr>
+        <w:t>SindApp</w:t>
+      </w:r>
+      <w:proofErr w:type="spellEnd"/>
+      <w:r>
+        <w:rPr>
+          <w:rFonts w:ascii="Times New Roman" w:eastAsia="Times New Roman" w:hAnsi="Times New Roman" w:cs="Times New Roman"/>
+          <w:kern w:val="0"/>
+          <w:lang w:eastAsia="pt-BR"/>
+          <w14:ligatures w14:val="none"/>
+        </w:rPr>
+        <w:t>', focado no público-alvo de adultos acima de 30 anos em sindicatos. Utilize cores que transmitam confiança, estabilidade e credibilidade, como tons de azul e verde (psicologia das cores). O design deve seguir os princípios da Gestalt, com formas simples, equilibradas e de fácil leitura, garantindo clareza e legibilidade mesmo em tamanhos pequenos (UX design). O logo deve ser criado com um fundo transparente, pronto para ser usado em qualquer fundo da web (design system)."</w:t>
+      </w:r>
+    </w:p>
+    <w:p>
+      <w:r>
+        <w:t>No meu caso estou usando nano banana do Gemini:</w:t>
+      </w:r>
+    </w:p>
+    <w:p>
+      <w:r>
+        <w:rPr>
+          <w:noProof/>
+        </w:rPr>
+        <w:drawing>
+          <wp:inline distT="0" distB="0" distL="0" distR="0" wp14:anchorId="5F58448E" wp14:editId="56BC5211">
+            <wp:extent cx="5400040" cy="1780540"/>
+            <wp:effectExtent l="0" t="0" r="0" b="0"/>
+            <wp:docPr id="22" name="Imagem 22"/>
+            <wp:cNvGraphicFramePr>
+              <a:graphicFrameLocks xmlns:a="http://schemas.openxmlformats.org/drawingml/2006/main" noChangeAspect="1"/>
+            </wp:cNvGraphicFramePr>
+            <a:graphic xmlns:a="http://schemas.openxmlformats.org/drawingml/2006/main">
+              <a:graphicData uri="http://schemas.openxmlformats.org/drawingml/2006/picture">
+                <pic:pic xmlns:pic="http://schemas.openxmlformats.org/drawingml/2006/picture">
+                  <pic:nvPicPr>
+                    <pic:cNvPr id="1" name=""/>
+                    <pic:cNvPicPr/>
+                  </pic:nvPicPr>
+                  <pic:blipFill>
+                    <a:blip r:embed="rId71"/>
+                    <a:stretch>
+                      <a:fillRect/>
+                    </a:stretch>
+                  </pic:blipFill>
+                  <pic:spPr>
+                    <a:xfrm>
+                      <a:off x="0" y="0"/>
+                      <a:ext cx="5400040" cy="1780540"/>
+                    </a:xfrm>
+                    <a:prstGeom prst="rect">
+                      <a:avLst/>
+                    </a:prstGeom>
+                  </pic:spPr>
+                </pic:pic>
+              </a:graphicData>
+            </a:graphic>
+          </wp:inline>
+        </w:drawing>
+      </w:r>
+    </w:p>
+    <w:p>
+      <w:r>
+        <w:t>Ele gerou esse logo:</w:t>
+      </w:r>
+    </w:p>
+    <w:p>
+      <w:r>
+        <w:rPr>
+          <w:noProof/>
+        </w:rPr>
+        <w:drawing>
+          <wp:inline distT="0" distB="0" distL="0" distR="0" wp14:anchorId="0E173C27" wp14:editId="16C3E1F9">
+            <wp:extent cx="5400040" cy="3507740"/>
+            <wp:effectExtent l="0" t="0" r="0" b="0"/>
+            <wp:docPr id="25" name="Imagem 25"/>
+            <wp:cNvGraphicFramePr>
+              <a:graphicFrameLocks xmlns:a="http://schemas.openxmlformats.org/drawingml/2006/main" noChangeAspect="1"/>
+            </wp:cNvGraphicFramePr>
+            <a:graphic xmlns:a="http://schemas.openxmlformats.org/drawingml/2006/main">
+              <a:graphicData uri="http://schemas.openxmlformats.org/drawingml/2006/picture">
+                <pic:pic xmlns:pic="http://schemas.openxmlformats.org/drawingml/2006/picture">
+                  <pic:nvPicPr>
+                    <pic:cNvPr id="1" name=""/>
+                    <pic:cNvPicPr/>
+                  </pic:nvPicPr>
+                  <pic:blipFill>
+                    <a:blip r:embed="rId72"/>
+                    <a:stretch>
+                      <a:fillRect/>
+                    </a:stretch>
+                  </pic:blipFill>
+                  <pic:spPr>
+                    <a:xfrm>
+                      <a:off x="0" y="0"/>
+                      <a:ext cx="5400040" cy="3507740"/>
+                    </a:xfrm>
+                    <a:prstGeom prst="rect">
+                      <a:avLst/>
+                    </a:prstGeom>
+                  </pic:spPr>
+                </pic:pic>
+              </a:graphicData>
+            </a:graphic>
+          </wp:inline>
+        </w:drawing>
+      </w:r>
+    </w:p>
+    <w:p>
+      <w:r>
+        <w:lastRenderedPageBreak/>
+        <w:t>Faça o download da imagem e renomei</w:t>
+      </w:r>
+      <w:r>
+        <w:t xml:space="preserve">e para </w:t>
+      </w:r>
+    </w:p>
+    <w:p>
+      <w:r>
+        <w:rPr>
+          <w:noProof/>
+        </w:rPr>
+        <w:drawing>
+          <wp:inline distT="0" distB="0" distL="0" distR="0" wp14:anchorId="1610C0F8" wp14:editId="1BC7B446">
+            <wp:extent cx="1962150" cy="371475"/>
+            <wp:effectExtent l="0" t="0" r="0" b="9525"/>
+            <wp:docPr id="31" name="Imagem 31"/>
+            <wp:cNvGraphicFramePr>
+              <a:graphicFrameLocks xmlns:a="http://schemas.openxmlformats.org/drawingml/2006/main" noChangeAspect="1"/>
+            </wp:cNvGraphicFramePr>
+            <a:graphic xmlns:a="http://schemas.openxmlformats.org/drawingml/2006/main">
+              <a:graphicData uri="http://schemas.openxmlformats.org/drawingml/2006/picture">
+                <pic:pic xmlns:pic="http://schemas.openxmlformats.org/drawingml/2006/picture">
+                  <pic:nvPicPr>
+                    <pic:cNvPr id="1" name=""/>
+                    <pic:cNvPicPr/>
+                  </pic:nvPicPr>
+                  <pic:blipFill>
+                    <a:blip r:embed="rId73"/>
+                    <a:stretch>
+                      <a:fillRect/>
+                    </a:stretch>
+                  </pic:blipFill>
+                  <pic:spPr>
+                    <a:xfrm>
+                      <a:off x="0" y="0"/>
+                      <a:ext cx="1962150" cy="371475"/>
+                    </a:xfrm>
+                    <a:prstGeom prst="rect">
+                      <a:avLst/>
+                    </a:prstGeom>
+                  </pic:spPr>
+                </pic:pic>
+              </a:graphicData>
+            </a:graphic>
+          </wp:inline>
+        </w:drawing>
+      </w:r>
+    </w:p>
+    <w:p>
+      <w:r>
+        <w:t xml:space="preserve">Observação: para gerar a imagem você pode usar qualquer IA ou criar do zero em ferramentas da Adobe, </w:t>
+      </w:r>
+      <w:proofErr w:type="spellStart"/>
+      <w:r>
+        <w:t>Gimp</w:t>
+      </w:r>
+      <w:proofErr w:type="spellEnd"/>
+      <w:r>
+        <w:t xml:space="preserve"> ou qualquer outra ferramenta.</w:t>
+      </w:r>
+    </w:p>
+    <w:p>
+      <w:r>
+        <w:t>Uma ferramenta que gosto muito é esse site que permite recortar imagens:</w:t>
+      </w:r>
+    </w:p>
+    <w:p>
+      <w:r>
+        <w:rPr>
+          <w:noProof/>
+        </w:rPr>
+        <w:drawing>
+          <wp:inline distT="0" distB="0" distL="0" distR="0" wp14:anchorId="1467A6FB" wp14:editId="60ED6776">
+            <wp:extent cx="5400040" cy="1715135"/>
+            <wp:effectExtent l="0" t="0" r="0" b="0"/>
+            <wp:docPr id="32" name="Imagem 32"/>
+            <wp:cNvGraphicFramePr>
+              <a:graphicFrameLocks xmlns:a="http://schemas.openxmlformats.org/drawingml/2006/main" noChangeAspect="1"/>
+            </wp:cNvGraphicFramePr>
+            <a:graphic xmlns:a="http://schemas.openxmlformats.org/drawingml/2006/main">
+              <a:graphicData uri="http://schemas.openxmlformats.org/drawingml/2006/picture">
+                <pic:pic xmlns:pic="http://schemas.openxmlformats.org/drawingml/2006/picture">
+                  <pic:nvPicPr>
+                    <pic:cNvPr id="1" name=""/>
+                    <pic:cNvPicPr/>
+                  </pic:nvPicPr>
+                  <pic:blipFill>
+                    <a:blip r:embed="rId74"/>
+                    <a:stretch>
+                      <a:fillRect/>
+                    </a:stretch>
+                  </pic:blipFill>
+                  <pic:spPr>
+                    <a:xfrm>
+                      <a:off x="0" y="0"/>
+                      <a:ext cx="5400040" cy="1715135"/>
+                    </a:xfrm>
+                    <a:prstGeom prst="rect">
+                      <a:avLst/>
+                    </a:prstGeom>
+                  </pic:spPr>
+                </pic:pic>
+              </a:graphicData>
+            </a:graphic>
+          </wp:inline>
+        </w:drawing>
+      </w:r>
+    </w:p>
+    <w:p>
+      <w:r>
+        <w:rPr>
+          <w:noProof/>
+        </w:rPr>
+        <w:drawing>
+          <wp:inline distT="0" distB="0" distL="0" distR="0" wp14:anchorId="53B83027" wp14:editId="7DE4CBE5">
+            <wp:extent cx="5400040" cy="1245870"/>
+            <wp:effectExtent l="0" t="0" r="0" b="0"/>
+            <wp:docPr id="33" name="Imagem 33"/>
+            <wp:cNvGraphicFramePr>
+              <a:graphicFrameLocks xmlns:a="http://schemas.openxmlformats.org/drawingml/2006/main" noChangeAspect="1"/>
+            </wp:cNvGraphicFramePr>
+            <a:graphic xmlns:a="http://schemas.openxmlformats.org/drawingml/2006/main">
+              <a:graphicData uri="http://schemas.openxmlformats.org/drawingml/2006/picture">
+                <pic:pic xmlns:pic="http://schemas.openxmlformats.org/drawingml/2006/picture">
+                  <pic:nvPicPr>
+                    <pic:cNvPr id="33" name="logo_original(1).png"/>
+                    <pic:cNvPicPr/>
+                  </pic:nvPicPr>
+                  <pic:blipFill>
+                    <a:blip r:embed="rId75" cstate="print">
+                      <a:extLst>
+                        <a:ext uri="{28A0092B-C50C-407E-A947-70E740481C1C}">
+                          <a14:useLocalDpi xmlns:a14="http://schemas.microsoft.com/office/drawing/2010/main" val="0"/>
+                        </a:ext>
+                      </a:extLst>
+                    </a:blip>
+                    <a:stretch>
+                      <a:fillRect/>
+                    </a:stretch>
+                  </pic:blipFill>
+                  <pic:spPr>
+                    <a:xfrm>
+                      <a:off x="0" y="0"/>
+                      <a:ext cx="5400040" cy="1245870"/>
+                    </a:xfrm>
+                    <a:prstGeom prst="rect">
+                      <a:avLst/>
+                    </a:prstGeom>
+                  </pic:spPr>
+                </pic:pic>
+              </a:graphicData>
+            </a:graphic>
+          </wp:inline>
+        </w:drawing>
+      </w:r>
+    </w:p>
+    <w:p/>
+    <w:p>
+      <w:r>
+        <w:t>Salve a imagem como logo_recortada.png</w:t>
+      </w:r>
+    </w:p>
+    <w:p>
+      <w:r>
+        <w:rPr>
+          <w:noProof/>
+        </w:rPr>
+        <w:drawing>
+          <wp:inline distT="0" distB="0" distL="0" distR="0" wp14:anchorId="310153DD" wp14:editId="1AFB1E9A">
+            <wp:extent cx="1857375" cy="400050"/>
+            <wp:effectExtent l="0" t="0" r="9525" b="0"/>
+            <wp:docPr id="34" name="Imagem 34"/>
+            <wp:cNvGraphicFramePr>
+              <a:graphicFrameLocks xmlns:a="http://schemas.openxmlformats.org/drawingml/2006/main" noChangeAspect="1"/>
+            </wp:cNvGraphicFramePr>
+            <a:graphic xmlns:a="http://schemas.openxmlformats.org/drawingml/2006/main">
+              <a:graphicData uri="http://schemas.openxmlformats.org/drawingml/2006/picture">
+                <pic:pic xmlns:pic="http://schemas.openxmlformats.org/drawingml/2006/picture">
+                  <pic:nvPicPr>
+                    <pic:cNvPr id="1" name=""/>
+                    <pic:cNvPicPr/>
+                  </pic:nvPicPr>
+                  <pic:blipFill>
+                    <a:blip r:embed="rId76"/>
+                    <a:stretch>
+                      <a:fillRect/>
+                    </a:stretch>
+                  </pic:blipFill>
+                  <pic:spPr>
+                    <a:xfrm>
+                      <a:off x="0" y="0"/>
+                      <a:ext cx="1857375" cy="400050"/>
+                    </a:xfrm>
+                    <a:prstGeom prst="rect">
+                      <a:avLst/>
+                    </a:prstGeom>
+                  </pic:spPr>
+                </pic:pic>
+              </a:graphicData>
+            </a:graphic>
+          </wp:inline>
+        </w:drawing>
+      </w:r>
+    </w:p>
+    <w:p>
+      <w:r>
+        <w:t xml:space="preserve">Agora tanto o logo_original.png como o logo_recortada.png deverão ficar salvos dentro de uma pasta chamada </w:t>
+      </w:r>
+      <w:proofErr w:type="spellStart"/>
+      <w:r>
+        <w:t>static</w:t>
+      </w:r>
+      <w:proofErr w:type="spellEnd"/>
+      <w:r>
+        <w:t xml:space="preserve"> dentro de setup.</w:t>
+      </w:r>
+    </w:p>
+    <w:p>
+      <w:r>
+        <w:t>Vamos criar:</w:t>
+      </w:r>
+    </w:p>
+    <w:p>
+      <w:r>
+        <w:t>Abra setup</w:t>
+      </w:r>
+    </w:p>
+    <w:p>
+      <w:r>
+        <w:rPr>
+          <w:noProof/>
+        </w:rPr>
+        <w:lastRenderedPageBreak/>
+        <w:drawing>
+          <wp:inline distT="0" distB="0" distL="0" distR="0" wp14:anchorId="526A42FC" wp14:editId="519892E4">
+            <wp:extent cx="2505075" cy="2628900"/>
+            <wp:effectExtent l="0" t="0" r="9525" b="0"/>
+            <wp:docPr id="35" name="Imagem 35"/>
+            <wp:cNvGraphicFramePr>
+              <a:graphicFrameLocks xmlns:a="http://schemas.openxmlformats.org/drawingml/2006/main" noChangeAspect="1"/>
+            </wp:cNvGraphicFramePr>
+            <a:graphic xmlns:a="http://schemas.openxmlformats.org/drawingml/2006/main">
+              <a:graphicData uri="http://schemas.openxmlformats.org/drawingml/2006/picture">
+                <pic:pic xmlns:pic="http://schemas.openxmlformats.org/drawingml/2006/picture">
+                  <pic:nvPicPr>
+                    <pic:cNvPr id="1" name=""/>
+                    <pic:cNvPicPr/>
+                  </pic:nvPicPr>
+                  <pic:blipFill>
+                    <a:blip r:embed="rId77"/>
+                    <a:stretch>
+                      <a:fillRect/>
+                    </a:stretch>
+                  </pic:blipFill>
+                  <pic:spPr>
+                    <a:xfrm>
+                      <a:off x="0" y="0"/>
+                      <a:ext cx="2505075" cy="2628900"/>
+                    </a:xfrm>
+                    <a:prstGeom prst="rect">
+                      <a:avLst/>
+                    </a:prstGeom>
+                  </pic:spPr>
+                </pic:pic>
+              </a:graphicData>
+            </a:graphic>
+          </wp:inline>
+        </w:drawing>
+      </w:r>
+    </w:p>
+    <w:p>
+      <w:r>
+        <w:t xml:space="preserve">Dentro de setup crie </w:t>
+      </w:r>
+      <w:proofErr w:type="spellStart"/>
+      <w:proofErr w:type="gramStart"/>
+      <w:r>
+        <w:t>um</w:t>
+      </w:r>
+      <w:proofErr w:type="spellEnd"/>
+      <w:r>
+        <w:t xml:space="preserve"> pasta chamada</w:t>
+      </w:r>
+      <w:proofErr w:type="gramEnd"/>
+      <w:r>
+        <w:t xml:space="preserve"> </w:t>
+      </w:r>
+      <w:proofErr w:type="spellStart"/>
+      <w:r>
+        <w:t>static</w:t>
+      </w:r>
+      <w:proofErr w:type="spellEnd"/>
+    </w:p>
+    <w:p>
+      <w:r>
+        <w:rPr>
+          <w:noProof/>
+        </w:rPr>
+        <w:drawing>
+          <wp:inline distT="0" distB="0" distL="0" distR="0" wp14:anchorId="3B3B6CA7" wp14:editId="71C40F04">
+            <wp:extent cx="2581275" cy="1381125"/>
+            <wp:effectExtent l="0" t="0" r="9525" b="9525"/>
+            <wp:docPr id="36" name="Imagem 36"/>
+            <wp:cNvGraphicFramePr>
+              <a:graphicFrameLocks xmlns:a="http://schemas.openxmlformats.org/drawingml/2006/main" noChangeAspect="1"/>
+            </wp:cNvGraphicFramePr>
+            <a:graphic xmlns:a="http://schemas.openxmlformats.org/drawingml/2006/main">
+              <a:graphicData uri="http://schemas.openxmlformats.org/drawingml/2006/picture">
+                <pic:pic xmlns:pic="http://schemas.openxmlformats.org/drawingml/2006/picture">
+                  <pic:nvPicPr>
+                    <pic:cNvPr id="1" name=""/>
+                    <pic:cNvPicPr/>
+                  </pic:nvPicPr>
+                  <pic:blipFill>
+                    <a:blip r:embed="rId78"/>
+                    <a:stretch>
+                      <a:fillRect/>
+                    </a:stretch>
+                  </pic:blipFill>
+                  <pic:spPr>
+                    <a:xfrm>
+                      <a:off x="0" y="0"/>
+                      <a:ext cx="2581275" cy="1381125"/>
+                    </a:xfrm>
+                    <a:prstGeom prst="rect">
+                      <a:avLst/>
+                    </a:prstGeom>
+                  </pic:spPr>
+                </pic:pic>
+              </a:graphicData>
+            </a:graphic>
+          </wp:inline>
+        </w:drawing>
+      </w:r>
+    </w:p>
+    <w:p>
+      <w:r>
+        <w:t xml:space="preserve">Dentro de </w:t>
+      </w:r>
+      <w:proofErr w:type="spellStart"/>
+      <w:r>
+        <w:t>static</w:t>
+      </w:r>
+      <w:proofErr w:type="spellEnd"/>
+      <w:r>
+        <w:t xml:space="preserve"> crie mais duas pastas</w:t>
+      </w:r>
+    </w:p>
+    <w:p>
+      <w:r>
+        <w:rPr>
+          <w:noProof/>
+        </w:rPr>
+        <w:drawing>
+          <wp:inline distT="0" distB="0" distL="0" distR="0" wp14:anchorId="7EB0FC1A" wp14:editId="66C46FD9">
+            <wp:extent cx="1724025" cy="1162050"/>
+            <wp:effectExtent l="0" t="0" r="9525" b="0"/>
+            <wp:docPr id="37" name="Imagem 37"/>
+            <wp:cNvGraphicFramePr>
+              <a:graphicFrameLocks xmlns:a="http://schemas.openxmlformats.org/drawingml/2006/main" noChangeAspect="1"/>
+            </wp:cNvGraphicFramePr>
+            <a:graphic xmlns:a="http://schemas.openxmlformats.org/drawingml/2006/main">
+              <a:graphicData uri="http://schemas.openxmlformats.org/drawingml/2006/picture">
+                <pic:pic xmlns:pic="http://schemas.openxmlformats.org/drawingml/2006/picture">
+                  <pic:nvPicPr>
+                    <pic:cNvPr id="1" name=""/>
+                    <pic:cNvPicPr/>
+                  </pic:nvPicPr>
+                  <pic:blipFill>
+                    <a:blip r:embed="rId79"/>
+                    <a:stretch>
+                      <a:fillRect/>
+                    </a:stretch>
+                  </pic:blipFill>
+                  <pic:spPr>
+                    <a:xfrm>
+                      <a:off x="0" y="0"/>
+                      <a:ext cx="1724025" cy="1162050"/>
+                    </a:xfrm>
+                    <a:prstGeom prst="rect">
+                      <a:avLst/>
+                    </a:prstGeom>
+                  </pic:spPr>
+                </pic:pic>
+              </a:graphicData>
+            </a:graphic>
+          </wp:inline>
+        </w:drawing>
+      </w:r>
+    </w:p>
+    <w:p>
+      <w:proofErr w:type="spellStart"/>
+      <w:r>
+        <w:rPr>
+          <w:b/>
+        </w:rPr>
+        <w:t>Assets</w:t>
+      </w:r>
+      <w:proofErr w:type="spellEnd"/>
+      <w:r>
+        <w:rPr>
+          <w:b/>
+        </w:rPr>
+        <w:t xml:space="preserve"> :</w:t>
+      </w:r>
+      <w:r>
+        <w:t xml:space="preserve"> pasta para guardar imagens, fotos etc...</w:t>
+      </w:r>
+    </w:p>
+    <w:p>
+      <w:proofErr w:type="spellStart"/>
+      <w:r>
+        <w:rPr>
+          <w:b/>
+        </w:rPr>
+        <w:t>Styles</w:t>
+      </w:r>
+      <w:proofErr w:type="spellEnd"/>
+      <w:r>
+        <w:rPr>
+          <w:b/>
+        </w:rPr>
+        <w:t>:</w:t>
+      </w:r>
+      <w:r>
+        <w:t xml:space="preserve"> pasta para guardar arquivos de folha de estilos em cascata (CSS)</w:t>
+      </w:r>
+    </w:p>
+    <w:p>
+      <w:r>
+        <w:t xml:space="preserve">Agora arraste os dois logos para </w:t>
+      </w:r>
+      <w:proofErr w:type="spellStart"/>
+      <w:r>
+        <w:t>assets</w:t>
+      </w:r>
+      <w:proofErr w:type="spellEnd"/>
+      <w:r>
+        <w:t>:</w:t>
+      </w:r>
+    </w:p>
+    <w:p>
+      <w:r>
+        <w:rPr>
+          <w:noProof/>
+        </w:rPr>
+        <w:drawing>
+          <wp:inline distT="0" distB="0" distL="0" distR="0" wp14:anchorId="3AE4FD2D" wp14:editId="7DD182AF">
+            <wp:extent cx="2876550" cy="1123950"/>
+            <wp:effectExtent l="0" t="0" r="0" b="0"/>
+            <wp:docPr id="38" name="Imagem 38"/>
+            <wp:cNvGraphicFramePr>
+              <a:graphicFrameLocks xmlns:a="http://schemas.openxmlformats.org/drawingml/2006/main" noChangeAspect="1"/>
+            </wp:cNvGraphicFramePr>
+            <a:graphic xmlns:a="http://schemas.openxmlformats.org/drawingml/2006/main">
+              <a:graphicData uri="http://schemas.openxmlformats.org/drawingml/2006/picture">
+                <pic:pic xmlns:pic="http://schemas.openxmlformats.org/drawingml/2006/picture">
+                  <pic:nvPicPr>
+                    <pic:cNvPr id="1" name=""/>
+                    <pic:cNvPicPr/>
+                  </pic:nvPicPr>
+                  <pic:blipFill>
+                    <a:blip r:embed="rId80"/>
+                    <a:stretch>
+                      <a:fillRect/>
+                    </a:stretch>
+                  </pic:blipFill>
+                  <pic:spPr>
+                    <a:xfrm>
+                      <a:off x="0" y="0"/>
+                      <a:ext cx="2876550" cy="1123950"/>
+                    </a:xfrm>
+                    <a:prstGeom prst="rect">
+                      <a:avLst/>
+                    </a:prstGeom>
+                  </pic:spPr>
+                </pic:pic>
+              </a:graphicData>
+            </a:graphic>
+          </wp:inline>
+        </w:drawing>
+      </w:r>
+    </w:p>
+    <w:p>
+      <w:r>
+        <w:t>Que maravilha! Agora iremos retornar aos nossos comandos de scripts.</w:t>
+      </w:r>
+    </w:p>
+    <w:p>
+      <w:pPr>
+        <w:pStyle w:val="Ttulo1"/>
+      </w:pPr>
+      <w:proofErr w:type="spellStart"/>
+      <w:r>
+        <w:lastRenderedPageBreak/>
+        <w:t>python</w:t>
+      </w:r>
+      <w:proofErr w:type="spellEnd"/>
+      <w:r>
+        <w:t xml:space="preserve"> manage.py </w:t>
+      </w:r>
+      <w:proofErr w:type="spellStart"/>
+      <w:r>
+        <w:t>collectstatic</w:t>
+      </w:r>
+      <w:proofErr w:type="spellEnd"/>
+    </w:p>
+    <w:p>
+      <w:pPr>
+        <w:pStyle w:val="Ttulo3"/>
+      </w:pPr>
+      <w:r>
+        <w:t>Por que duas pastas? (A Estratégia)</w:t>
+      </w:r>
+    </w:p>
+    <w:p>
+      <w:pPr>
+        <w:pStyle w:val="NormalWeb"/>
+      </w:pPr>
+      <w:r>
+        <w:t xml:space="preserve">No </w:t>
+      </w:r>
+      <w:proofErr w:type="spellStart"/>
+      <w:r>
+        <w:t>Django</w:t>
+      </w:r>
+      <w:proofErr w:type="spellEnd"/>
+      <w:r>
+        <w:t xml:space="preserve">, precisamos separar o que é </w:t>
+      </w:r>
+      <w:r>
+        <w:rPr>
+          <w:b/>
+          <w:bCs/>
+        </w:rPr>
+        <w:t>desenvolvimento</w:t>
+      </w:r>
+      <w:r>
+        <w:t xml:space="preserve"> do que é </w:t>
+      </w:r>
+      <w:r>
+        <w:rPr>
+          <w:b/>
+          <w:bCs/>
+        </w:rPr>
+        <w:t>preparação para o mundo real</w:t>
+      </w:r>
+      <w:r>
+        <w:t>.</w:t>
+      </w:r>
+    </w:p>
+    <w:p>
+      <w:pPr>
+        <w:pStyle w:val="NormalWeb"/>
+        <w:numPr>
+          <w:ilvl w:val="0"/>
+          <w:numId w:val="23"/>
+        </w:numPr>
+      </w:pPr>
+      <w:r>
+        <w:rPr>
+          <w:b/>
+          <w:bCs/>
+        </w:rPr>
+        <w:t xml:space="preserve">Pasta 1: </w:t>
+      </w:r>
+      <w:r>
+        <w:rPr>
+          <w:rStyle w:val="CdigoHTML"/>
+          <w:rFonts w:eastAsiaTheme="majorEastAsia"/>
+          <w:b/>
+          <w:bCs/>
+        </w:rPr>
+        <w:t>setup/</w:t>
+      </w:r>
+      <w:proofErr w:type="spellStart"/>
+      <w:r>
+        <w:rPr>
+          <w:rStyle w:val="CdigoHTML"/>
+          <w:rFonts w:eastAsiaTheme="majorEastAsia"/>
+          <w:b/>
+          <w:bCs/>
+        </w:rPr>
+        <w:t>static</w:t>
+      </w:r>
+      <w:proofErr w:type="spellEnd"/>
+      <w:r>
+        <w:rPr>
+          <w:rStyle w:val="CdigoHTML"/>
+          <w:rFonts w:eastAsiaTheme="majorEastAsia"/>
+          <w:b/>
+          <w:bCs/>
+        </w:rPr>
+        <w:t>/</w:t>
+      </w:r>
+      <w:r>
+        <w:rPr>
+          <w:b/>
+          <w:bCs/>
+        </w:rPr>
+        <w:t xml:space="preserve"> (A Origem):</w:t>
+      </w:r>
+      <w:r>
+        <w:t xml:space="preserve"> É aqui que você coloca os arquivos que você está criando ou usando agora (o logo do sindicato, o CSS da carteirinha). O </w:t>
+      </w:r>
+      <w:proofErr w:type="spellStart"/>
+      <w:r>
+        <w:t>Django</w:t>
+      </w:r>
+      <w:proofErr w:type="spellEnd"/>
+      <w:r>
+        <w:t xml:space="preserve"> olha para cá enquanto você desenvolve.</w:t>
+      </w:r>
+    </w:p>
+    <w:p>
+      <w:pPr>
+        <w:pStyle w:val="NormalWeb"/>
+        <w:numPr>
+          <w:ilvl w:val="0"/>
+          <w:numId w:val="23"/>
+        </w:numPr>
+      </w:pPr>
+      <w:r>
+        <w:rPr>
+          <w:b/>
+          <w:bCs/>
+        </w:rPr>
+        <w:t xml:space="preserve">Pasta 2: </w:t>
+      </w:r>
+      <w:proofErr w:type="spellStart"/>
+      <w:r>
+        <w:rPr>
+          <w:rStyle w:val="CdigoHTML"/>
+          <w:rFonts w:eastAsiaTheme="majorEastAsia"/>
+          <w:b/>
+          <w:bCs/>
+        </w:rPr>
+        <w:t>staticfiles</w:t>
+      </w:r>
+      <w:proofErr w:type="spellEnd"/>
+      <w:r>
+        <w:rPr>
+          <w:rStyle w:val="CdigoHTML"/>
+          <w:rFonts w:eastAsiaTheme="majorEastAsia"/>
+          <w:b/>
+          <w:bCs/>
+        </w:rPr>
+        <w:t>/</w:t>
+      </w:r>
+      <w:r>
+        <w:rPr>
+          <w:b/>
+          <w:bCs/>
+        </w:rPr>
+        <w:t xml:space="preserve"> (O Destino - fora de setup):</w:t>
+      </w:r>
+      <w:r>
+        <w:t xml:space="preserve"> Esta pasta fica na raiz do projeto. Ela serve para o servidor de produção (como o que vai hospedar o site do sindicato). Você </w:t>
+      </w:r>
+      <w:r>
+        <w:rPr>
+          <w:b/>
+          <w:bCs/>
+        </w:rPr>
+        <w:t>não</w:t>
+      </w:r>
+      <w:r>
+        <w:t xml:space="preserve"> mexe nela manualmente; o </w:t>
+      </w:r>
+      <w:proofErr w:type="spellStart"/>
+      <w:r>
+        <w:t>Django</w:t>
+      </w:r>
+      <w:proofErr w:type="spellEnd"/>
+      <w:r>
+        <w:t xml:space="preserve"> a preenche sozinho.</w:t>
+      </w:r>
+    </w:p>
+    <w:p>
+      <w:pPr>
+        <w:pStyle w:val="Ttulo3"/>
+        <w:rPr>
+          <w:rStyle w:val="CdigoHTML"/>
+          <w:rFonts w:eastAsiaTheme="majorEastAsia"/>
+        </w:rPr>
+      </w:pPr>
+      <w:r>
+        <w:t xml:space="preserve">Configurando o </w:t>
+      </w:r>
+      <w:r>
+        <w:rPr>
+          <w:rStyle w:val="CdigoHTML"/>
+          <w:rFonts w:eastAsiaTheme="majorEastAsia"/>
+        </w:rPr>
+        <w:t>setup/settings.py</w:t>
+      </w:r>
+    </w:p>
+    <w:p>
+      <w:r>
+        <w:t>Inicie importando o pacote os</w:t>
+      </w:r>
+    </w:p>
+    <w:p>
+      <w:pPr>
+        <w:rPr>
+          <w:b/>
+        </w:rPr>
+      </w:pPr>
+      <w:proofErr w:type="spellStart"/>
+      <w:r>
+        <w:rPr>
+          <w:b/>
+        </w:rPr>
+        <w:t>import</w:t>
+      </w:r>
+      <w:proofErr w:type="spellEnd"/>
+      <w:r>
+        <w:rPr>
+          <w:b/>
+        </w:rPr>
+        <w:t xml:space="preserve"> os</w:t>
+      </w:r>
+    </w:p>
+    <w:p/>
+    <w:p>
+      <w:r>
+        <w:t># 1. A URL que o navegador usará para acessar os arquivos</w:t>
+      </w:r>
+    </w:p>
+    <w:p>
+      <w:pPr>
+        <w:rPr>
+          <w:b/>
+        </w:rPr>
+      </w:pPr>
+      <w:r>
+        <w:rPr>
+          <w:b/>
+        </w:rPr>
+        <w:t>STATIC_URL = '</w:t>
+      </w:r>
+      <w:proofErr w:type="spellStart"/>
+      <w:r>
+        <w:rPr>
+          <w:b/>
+        </w:rPr>
+        <w:t>static</w:t>
+      </w:r>
+      <w:proofErr w:type="spellEnd"/>
+      <w:r>
+        <w:rPr>
+          <w:b/>
+        </w:rPr>
+        <w:t>/'</w:t>
+      </w:r>
+    </w:p>
+    <w:p/>
+    <w:p>
+      <w:r>
+        <w:t xml:space="preserve"># 2. Onde o </w:t>
+      </w:r>
+      <w:proofErr w:type="spellStart"/>
+      <w:r>
+        <w:t>Django</w:t>
+      </w:r>
+      <w:proofErr w:type="spellEnd"/>
+      <w:r>
+        <w:t xml:space="preserve"> busca os arquivos durante o desenvolvimento (Pasta 1)</w:t>
+      </w:r>
+    </w:p>
+    <w:p>
+      <w:pPr>
+        <w:rPr>
+          <w:b/>
+        </w:rPr>
+      </w:pPr>
+      <w:r>
+        <w:rPr>
+          <w:b/>
+        </w:rPr>
+        <w:t>STATICFILES_DIRS = [</w:t>
+      </w:r>
+    </w:p>
+    <w:p>
+      <w:pPr>
+        <w:rPr>
+          <w:b/>
+        </w:rPr>
+      </w:pPr>
+      <w:r>
+        <w:rPr>
+          <w:b/>
+        </w:rPr>
+        <w:t xml:space="preserve">    </w:t>
+      </w:r>
+      <w:proofErr w:type="spellStart"/>
+      <w:r>
+        <w:rPr>
+          <w:b/>
+        </w:rPr>
+        <w:t>os.path.join</w:t>
+      </w:r>
+      <w:proofErr w:type="spellEnd"/>
+      <w:r>
+        <w:rPr>
+          <w:b/>
+        </w:rPr>
+        <w:t>(BASE_DIR, 'setup/</w:t>
+      </w:r>
+      <w:proofErr w:type="spellStart"/>
+      <w:r>
+        <w:rPr>
+          <w:b/>
+        </w:rPr>
+        <w:t>static</w:t>
+      </w:r>
+      <w:proofErr w:type="spellEnd"/>
+      <w:r>
+        <w:rPr>
+          <w:b/>
+        </w:rPr>
+        <w:t>'),</w:t>
+      </w:r>
+    </w:p>
+    <w:p>
+      <w:pPr>
+        <w:rPr>
+          <w:b/>
+        </w:rPr>
+      </w:pPr>
+      <w:r>
+        <w:rPr>
+          <w:b/>
+        </w:rPr>
+        <w:t>]</w:t>
+      </w:r>
+    </w:p>
+    <w:p/>
+    <w:p>
+      <w:r>
+        <w:t xml:space="preserve"># 3. Para onde o </w:t>
+      </w:r>
+      <w:proofErr w:type="spellStart"/>
+      <w:r>
+        <w:t>Django</w:t>
+      </w:r>
+      <w:proofErr w:type="spellEnd"/>
+      <w:r>
+        <w:t xml:space="preserve"> vai copiar tudo no </w:t>
+      </w:r>
+      <w:proofErr w:type="spellStart"/>
+      <w:r>
+        <w:t>deploy</w:t>
+      </w:r>
+      <w:proofErr w:type="spellEnd"/>
+      <w:r>
+        <w:t xml:space="preserve"> (Pasta 2)</w:t>
+      </w:r>
+    </w:p>
+    <w:p>
+      <w:pPr>
+        <w:rPr>
+          <w:b/>
+        </w:rPr>
+      </w:pPr>
+      <w:r>
+        <w:rPr>
+          <w:b/>
+        </w:rPr>
+        <w:t xml:space="preserve">STATIC_ROOT = </w:t>
+      </w:r>
+      <w:proofErr w:type="spellStart"/>
+      <w:r>
+        <w:rPr>
+          <w:b/>
+        </w:rPr>
+        <w:t>os.path.join</w:t>
+      </w:r>
+      <w:proofErr w:type="spellEnd"/>
+      <w:r>
+        <w:rPr>
+          <w:b/>
+        </w:rPr>
+        <w:t>(BASE_DIR, '</w:t>
+      </w:r>
+      <w:proofErr w:type="spellStart"/>
+      <w:r>
+        <w:rPr>
+          <w:b/>
+        </w:rPr>
+        <w:t>staticfiles</w:t>
+      </w:r>
+      <w:proofErr w:type="spellEnd"/>
+      <w:r>
+        <w:rPr>
+          <w:b/>
+        </w:rPr>
+        <w:t>')</w:t>
+      </w:r>
+    </w:p>
+    <w:p>
+      <w:pPr>
+        <w:pStyle w:val="Ttulo3"/>
+        <w:rPr>
+          <w:rStyle w:val="CdigoHTML"/>
+          <w:rFonts w:eastAsiaTheme="majorEastAsia"/>
+        </w:rPr>
+      </w:pPr>
+      <w:r>
+        <w:t xml:space="preserve">O Comando Mestre: </w:t>
+      </w:r>
+      <w:proofErr w:type="spellStart"/>
+      <w:r>
+        <w:rPr>
+          <w:rStyle w:val="CdigoHTML"/>
+          <w:rFonts w:eastAsiaTheme="majorEastAsia"/>
+        </w:rPr>
+        <w:t>collectstatic</w:t>
+      </w:r>
+      <w:proofErr w:type="spellEnd"/>
+    </w:p>
+    <w:p>
+      <w:pPr>
+        <w:pStyle w:val="NormalWeb"/>
+      </w:pPr>
+      <w:r>
+        <w:t>Quando você terminar de ajustar o logo e o layout, você precisa "reunir as tropas".</w:t>
+      </w:r>
+    </w:p>
+    <w:p>
+      <w:pPr>
+        <w:pStyle w:val="NormalWeb"/>
+        <w:numPr>
+          <w:ilvl w:val="0"/>
+          <w:numId w:val="24"/>
+        </w:numPr>
+      </w:pPr>
+      <w:r>
+        <w:rPr>
+          <w:b/>
+          <w:bCs/>
+        </w:rPr>
+        <w:t>Comando:</w:t>
+      </w:r>
+      <w:r>
+        <w:t xml:space="preserve"> </w:t>
+      </w:r>
+      <w:proofErr w:type="spellStart"/>
+      <w:r>
+        <w:rPr>
+          <w:rStyle w:val="CdigoHTML"/>
+          <w:rFonts w:eastAsiaTheme="majorEastAsia"/>
+        </w:rPr>
+        <w:t>python</w:t>
+      </w:r>
+      <w:proofErr w:type="spellEnd"/>
+      <w:r>
+        <w:rPr>
+          <w:rStyle w:val="CdigoHTML"/>
+          <w:rFonts w:eastAsiaTheme="majorEastAsia"/>
+        </w:rPr>
+        <w:t xml:space="preserve"> manage.py </w:t>
+      </w:r>
+      <w:proofErr w:type="spellStart"/>
+      <w:r>
+        <w:rPr>
+          <w:rStyle w:val="CdigoHTML"/>
+          <w:rFonts w:eastAsiaTheme="majorEastAsia"/>
+        </w:rPr>
+        <w:t>collectstatic</w:t>
+      </w:r>
+      <w:proofErr w:type="spellEnd"/>
+    </w:p>
+    <w:p>
+      <w:pPr>
+        <w:pStyle w:val="NormalWeb"/>
+        <w:numPr>
+          <w:ilvl w:val="0"/>
+          <w:numId w:val="24"/>
+        </w:numPr>
+      </w:pPr>
+      <w:r>
+        <w:rPr>
+          <w:b/>
+          <w:bCs/>
+        </w:rPr>
+        <w:t>O que ele faz?</w:t>
+      </w:r>
+      <w:r>
+        <w:t xml:space="preserve"> Ele percorre todos os seus apps e a sua pasta </w:t>
+      </w:r>
+      <w:r>
+        <w:rPr>
+          <w:rStyle w:val="CdigoHTML"/>
+          <w:rFonts w:eastAsiaTheme="majorEastAsia"/>
+        </w:rPr>
+        <w:t>setup/</w:t>
+      </w:r>
+      <w:proofErr w:type="spellStart"/>
+      <w:r>
+        <w:rPr>
+          <w:rStyle w:val="CdigoHTML"/>
+          <w:rFonts w:eastAsiaTheme="majorEastAsia"/>
+        </w:rPr>
+        <w:t>static</w:t>
+      </w:r>
+      <w:proofErr w:type="spellEnd"/>
+      <w:r>
+        <w:t xml:space="preserve">, pega todos os arquivos e os joga dentro da pasta </w:t>
+      </w:r>
+      <w:proofErr w:type="spellStart"/>
+      <w:r>
+        <w:rPr>
+          <w:rStyle w:val="CdigoHTML"/>
+          <w:rFonts w:eastAsiaTheme="majorEastAsia"/>
+        </w:rPr>
+        <w:t>staticfiles</w:t>
+      </w:r>
+      <w:proofErr w:type="spellEnd"/>
+      <w:r>
+        <w:t>.</w:t>
+      </w:r>
+    </w:p>
+    <w:p>
+      <w:pPr>
+        <w:pStyle w:val="NormalWeb"/>
+        <w:numPr>
+          <w:ilvl w:val="0"/>
+          <w:numId w:val="24"/>
+        </w:numPr>
+      </w:pPr>
+      <w:r>
+        <w:rPr>
+          <w:b/>
+          <w:bCs/>
+        </w:rPr>
+        <w:lastRenderedPageBreak/>
+        <w:t>Uso Prático:</w:t>
+      </w:r>
+      <w:r>
+        <w:t xml:space="preserve"> No servidor real, o </w:t>
+      </w:r>
+      <w:proofErr w:type="spellStart"/>
+      <w:r>
+        <w:t>Django</w:t>
+      </w:r>
+      <w:proofErr w:type="spellEnd"/>
+      <w:r>
+        <w:t xml:space="preserve"> não sai procurando arquivos em mil pastas diferentes; ele olha apenas para a </w:t>
+      </w:r>
+      <w:r>
+        <w:rPr>
+          <w:rStyle w:val="CdigoHTML"/>
+          <w:rFonts w:eastAsiaTheme="majorEastAsia"/>
+        </w:rPr>
+        <w:t>STATIC_ROOT</w:t>
+      </w:r>
+      <w:r>
+        <w:t xml:space="preserve"> por questão de performance.</w:t>
+      </w:r>
+    </w:p>
+    <w:p>
+      <w:r>
+        <w:t>Após colocar os comandos no settings.py</w:t>
+      </w:r>
+    </w:p>
+    <w:p>
+      <w:r>
+        <w:rPr>
+          <w:noProof/>
+        </w:rPr>
+        <w:drawing>
+          <wp:inline distT="0" distB="0" distL="0" distR="0" wp14:anchorId="4DAD3444" wp14:editId="37E6DCBD">
+            <wp:extent cx="5400040" cy="1294130"/>
+            <wp:effectExtent l="0" t="0" r="0" b="1270"/>
+            <wp:docPr id="39" name="Imagem 39"/>
+            <wp:cNvGraphicFramePr>
+              <a:graphicFrameLocks xmlns:a="http://schemas.openxmlformats.org/drawingml/2006/main" noChangeAspect="1"/>
+            </wp:cNvGraphicFramePr>
+            <a:graphic xmlns:a="http://schemas.openxmlformats.org/drawingml/2006/main">
+              <a:graphicData uri="http://schemas.openxmlformats.org/drawingml/2006/picture">
+                <pic:pic xmlns:pic="http://schemas.openxmlformats.org/drawingml/2006/picture">
+                  <pic:nvPicPr>
+                    <pic:cNvPr id="1" name=""/>
+                    <pic:cNvPicPr/>
+                  </pic:nvPicPr>
+                  <pic:blipFill>
+                    <a:blip r:embed="rId81"/>
+                    <a:stretch>
+                      <a:fillRect/>
+                    </a:stretch>
+                  </pic:blipFill>
+                  <pic:spPr>
+                    <a:xfrm>
+                      <a:off x="0" y="0"/>
+                      <a:ext cx="5400040" cy="1294130"/>
+                    </a:xfrm>
+                    <a:prstGeom prst="rect">
+                      <a:avLst/>
+                    </a:prstGeom>
+                  </pic:spPr>
+                </pic:pic>
+              </a:graphicData>
+            </a:graphic>
+          </wp:inline>
+        </w:drawing>
+      </w:r>
+    </w:p>
+    <w:p>
+      <w:r>
+        <w:t>Abra o terminal:</w:t>
+      </w:r>
+    </w:p>
+    <w:p>
+      <w:r>
+        <w:rPr>
+          <w:noProof/>
+        </w:rPr>
+        <w:drawing>
+          <wp:inline distT="0" distB="0" distL="0" distR="0" wp14:anchorId="3715D764" wp14:editId="5BF4E7F3">
+            <wp:extent cx="3876675" cy="381000"/>
+            <wp:effectExtent l="0" t="0" r="9525" b="0"/>
+            <wp:docPr id="40" name="Imagem 40"/>
+            <wp:cNvGraphicFramePr>
+              <a:graphicFrameLocks xmlns:a="http://schemas.openxmlformats.org/drawingml/2006/main" noChangeAspect="1"/>
+            </wp:cNvGraphicFramePr>
+            <a:graphic xmlns:a="http://schemas.openxmlformats.org/drawingml/2006/main">
+              <a:graphicData uri="http://schemas.openxmlformats.org/drawingml/2006/picture">
+                <pic:pic xmlns:pic="http://schemas.openxmlformats.org/drawingml/2006/picture">
+                  <pic:nvPicPr>
+                    <pic:cNvPr id="1" name=""/>
+                    <pic:cNvPicPr/>
+                  </pic:nvPicPr>
+                  <pic:blipFill>
+                    <a:blip r:embed="rId82"/>
+                    <a:stretch>
+                      <a:fillRect/>
+                    </a:stretch>
+                  </pic:blipFill>
+                  <pic:spPr>
+                    <a:xfrm>
+                      <a:off x="0" y="0"/>
+                      <a:ext cx="3876675" cy="381000"/>
+                    </a:xfrm>
+                    <a:prstGeom prst="rect">
+                      <a:avLst/>
+                    </a:prstGeom>
+                  </pic:spPr>
+                </pic:pic>
+              </a:graphicData>
+            </a:graphic>
+          </wp:inline>
+        </w:drawing>
+      </w:r>
+    </w:p>
+    <w:p>
+      <w:r>
+        <w:t>Observe o que foi gerado:</w:t>
+      </w:r>
+    </w:p>
+    <w:p>
+      <w:r>
+        <w:rPr>
+          <w:noProof/>
+        </w:rPr>
+        <w:drawing>
+          <wp:inline distT="0" distB="0" distL="0" distR="0" wp14:anchorId="42DCC52C" wp14:editId="2A84FB55">
+            <wp:extent cx="3105150" cy="1866900"/>
+            <wp:effectExtent l="0" t="0" r="0" b="0"/>
+            <wp:docPr id="41" name="Imagem 41"/>
+            <wp:cNvGraphicFramePr>
+              <a:graphicFrameLocks xmlns:a="http://schemas.openxmlformats.org/drawingml/2006/main" noChangeAspect="1"/>
+            </wp:cNvGraphicFramePr>
+            <a:graphic xmlns:a="http://schemas.openxmlformats.org/drawingml/2006/main">
+              <a:graphicData uri="http://schemas.openxmlformats.org/drawingml/2006/picture">
+                <pic:pic xmlns:pic="http://schemas.openxmlformats.org/drawingml/2006/picture">
+                  <pic:nvPicPr>
+                    <pic:cNvPr id="1" name=""/>
+                    <pic:cNvPicPr/>
+                  </pic:nvPicPr>
+                  <pic:blipFill>
+                    <a:blip r:embed="rId83"/>
+                    <a:stretch>
+                      <a:fillRect/>
+                    </a:stretch>
+                  </pic:blipFill>
+                  <pic:spPr>
+                    <a:xfrm>
+                      <a:off x="0" y="0"/>
+                      <a:ext cx="3105150" cy="1866900"/>
+                    </a:xfrm>
+                    <a:prstGeom prst="rect">
+                      <a:avLst/>
+                    </a:prstGeom>
+                  </pic:spPr>
+                </pic:pic>
+              </a:graphicData>
+            </a:graphic>
+          </wp:inline>
+        </w:drawing>
+      </w:r>
+    </w:p>
+    <w:p>
+      <w:pPr>
+        <w:pStyle w:val="Ttulo1"/>
+      </w:pPr>
+      <w:r>
+        <w:t>Onde guardar os arquivos HTML?</w:t>
+      </w:r>
+    </w:p>
+    <w:p>
+      <w:r>
+        <w:t xml:space="preserve">Crie uma pasta chamadas </w:t>
+      </w:r>
+      <w:proofErr w:type="spellStart"/>
+      <w:r>
+        <w:t>templates</w:t>
+      </w:r>
+      <w:proofErr w:type="spellEnd"/>
+      <w:r>
+        <w:t xml:space="preserve"> na raiz do projeto</w:t>
+      </w:r>
+    </w:p>
+    <w:p>
+      <w:r>
+        <w:rPr>
+          <w:noProof/>
+        </w:rPr>
+        <w:drawing>
+          <wp:inline distT="0" distB="0" distL="0" distR="0" wp14:anchorId="345E6C70" wp14:editId="2572D28A">
+            <wp:extent cx="3276600" cy="781050"/>
+            <wp:effectExtent l="0" t="0" r="0" b="0"/>
+            <wp:docPr id="45" name="Imagem 45"/>
+            <wp:cNvGraphicFramePr>
+              <a:graphicFrameLocks xmlns:a="http://schemas.openxmlformats.org/drawingml/2006/main" noChangeAspect="1"/>
+            </wp:cNvGraphicFramePr>
+            <a:graphic xmlns:a="http://schemas.openxmlformats.org/drawingml/2006/main">
+              <a:graphicData uri="http://schemas.openxmlformats.org/drawingml/2006/picture">
+                <pic:pic xmlns:pic="http://schemas.openxmlformats.org/drawingml/2006/picture">
+                  <pic:nvPicPr>
+                    <pic:cNvPr id="1" name=""/>
+                    <pic:cNvPicPr/>
+                  </pic:nvPicPr>
+                  <pic:blipFill>
+                    <a:blip r:embed="rId84"/>
+                    <a:stretch>
+                      <a:fillRect/>
+                    </a:stretch>
+                  </pic:blipFill>
+                  <pic:spPr>
+                    <a:xfrm>
+                      <a:off x="0" y="0"/>
+                      <a:ext cx="3276600" cy="781050"/>
+                    </a:xfrm>
+                    <a:prstGeom prst="rect">
+                      <a:avLst/>
+                    </a:prstGeom>
+                  </pic:spPr>
+                </pic:pic>
+              </a:graphicData>
+            </a:graphic>
+          </wp:inline>
+        </w:drawing>
+      </w:r>
+    </w:p>
+    <w:p/>
+    <w:p/>
+    <w:p/>
+    <w:p/>
+    <w:p/>
+    <w:p>
+      <w:r>
+        <w:lastRenderedPageBreak/>
+        <w:t xml:space="preserve">Gere o </w:t>
+      </w:r>
+      <w:proofErr w:type="spellStart"/>
+      <w:r>
+        <w:t>html</w:t>
+      </w:r>
+      <w:proofErr w:type="spellEnd"/>
+      <w:r>
+        <w:t xml:space="preserve"> básico:</w:t>
+      </w:r>
+    </w:p>
+    <w:p>
+      <w:r>
+        <w:rPr>
+          <w:noProof/>
+        </w:rPr>
+        <w:drawing>
+          <wp:inline distT="0" distB="0" distL="0" distR="0" wp14:anchorId="7F738438" wp14:editId="01183B52">
+            <wp:extent cx="5400040" cy="1866265"/>
+            <wp:effectExtent l="0" t="0" r="0" b="635"/>
+            <wp:docPr id="43" name="Imagem 43"/>
+            <wp:cNvGraphicFramePr>
+              <a:graphicFrameLocks xmlns:a="http://schemas.openxmlformats.org/drawingml/2006/main" noChangeAspect="1"/>
+            </wp:cNvGraphicFramePr>
+            <a:graphic xmlns:a="http://schemas.openxmlformats.org/drawingml/2006/main">
+              <a:graphicData uri="http://schemas.openxmlformats.org/drawingml/2006/picture">
+                <pic:pic xmlns:pic="http://schemas.openxmlformats.org/drawingml/2006/picture">
+                  <pic:nvPicPr>
+                    <pic:cNvPr id="1" name=""/>
+                    <pic:cNvPicPr/>
+                  </pic:nvPicPr>
+                  <pic:blipFill>
+                    <a:blip r:embed="rId85"/>
+                    <a:stretch>
+                      <a:fillRect/>
+                    </a:stretch>
+                  </pic:blipFill>
+                  <pic:spPr>
+                    <a:xfrm>
+                      <a:off x="0" y="0"/>
+                      <a:ext cx="5400040" cy="1866265"/>
+                    </a:xfrm>
+                    <a:prstGeom prst="rect">
+                      <a:avLst/>
+                    </a:prstGeom>
+                  </pic:spPr>
+                </pic:pic>
+              </a:graphicData>
+            </a:graphic>
+          </wp:inline>
+        </w:drawing>
+      </w:r>
+    </w:p>
+    <w:p>
+      <w:pPr>
+        <w:pStyle w:val="Ttulo2"/>
+      </w:pPr>
+      <w:r>
+        <w:t xml:space="preserve">Conectando estáticos no </w:t>
+      </w:r>
+      <w:proofErr w:type="spellStart"/>
+      <w:r>
+        <w:t>Template</w:t>
+      </w:r>
+      <w:proofErr w:type="spellEnd"/>
+    </w:p>
+    <w:p>
+      <w:pPr>
+        <w:pStyle w:val="NormalWeb"/>
+      </w:pPr>
+      <w:r>
+        <w:t xml:space="preserve">Para exibir o logo do </w:t>
+      </w:r>
+      <w:proofErr w:type="spellStart"/>
+      <w:r>
+        <w:rPr>
+          <w:b/>
+          <w:bCs/>
+        </w:rPr>
+        <w:t>SindApp</w:t>
+      </w:r>
+      <w:proofErr w:type="spellEnd"/>
+      <w:r>
+        <w:t xml:space="preserve"> no seu HTML:</w:t>
+      </w:r>
+    </w:p>
+    <w:p>
+      <w:pPr>
+        <w:pStyle w:val="NormalWeb"/>
+        <w:numPr>
+          <w:ilvl w:val="0"/>
+          <w:numId w:val="25"/>
+        </w:numPr>
+      </w:pPr>
+      <w:r>
+        <w:t xml:space="preserve">Coloque a imagem em </w:t>
+      </w:r>
+      <w:r>
+        <w:rPr>
+          <w:rStyle w:val="CdigoHTML"/>
+          <w:rFonts w:eastAsiaTheme="majorEastAsia"/>
+        </w:rPr>
+        <w:t>setup/</w:t>
+      </w:r>
+      <w:proofErr w:type="spellStart"/>
+      <w:r>
+        <w:rPr>
+          <w:rStyle w:val="CdigoHTML"/>
+          <w:rFonts w:eastAsiaTheme="majorEastAsia"/>
+        </w:rPr>
+        <w:t>static</w:t>
+      </w:r>
+      <w:proofErr w:type="spellEnd"/>
+      <w:r>
+        <w:rPr>
+          <w:rStyle w:val="CdigoHTML"/>
+          <w:rFonts w:eastAsiaTheme="majorEastAsia"/>
+        </w:rPr>
+        <w:t>/</w:t>
+      </w:r>
+      <w:proofErr w:type="spellStart"/>
+      <w:r>
+        <w:rPr>
+          <w:rStyle w:val="CdigoHTML"/>
+          <w:rFonts w:eastAsiaTheme="majorEastAsia"/>
+        </w:rPr>
+        <w:t>assets</w:t>
+      </w:r>
+      <w:proofErr w:type="spellEnd"/>
+      <w:r>
+        <w:rPr>
+          <w:rStyle w:val="CdigoHTML"/>
+          <w:rFonts w:eastAsiaTheme="majorEastAsia"/>
+        </w:rPr>
+        <w:t>/logo_recortada.png</w:t>
+      </w:r>
+      <w:r>
+        <w:t>.</w:t>
+      </w:r>
+    </w:p>
+    <w:p>
+      <w:pPr>
+        <w:pStyle w:val="NormalWeb"/>
+        <w:numPr>
+          <w:ilvl w:val="0"/>
+          <w:numId w:val="25"/>
+        </w:numPr>
+      </w:pPr>
+      <w:r>
+        <w:t xml:space="preserve">No topo do seu arquivo HTML, carregue a </w:t>
+      </w:r>
+      <w:proofErr w:type="spellStart"/>
+      <w:r>
+        <w:t>tag</w:t>
+      </w:r>
+      <w:proofErr w:type="spellEnd"/>
+      <w:r>
+        <w:t xml:space="preserve"> </w:t>
+      </w:r>
+      <w:proofErr w:type="spellStart"/>
+      <w:r>
+        <w:t>static</w:t>
+      </w:r>
+      <w:proofErr w:type="spellEnd"/>
+      <w:r>
+        <w:t xml:space="preserve">: </w:t>
+      </w:r>
+      <w:r>
+        <w:rPr>
+          <w:rStyle w:val="CdigoHTML"/>
+          <w:rFonts w:eastAsiaTheme="majorEastAsia"/>
+        </w:rPr>
+        <w:t xml:space="preserve">{% </w:t>
+      </w:r>
+      <w:proofErr w:type="spellStart"/>
+      <w:r>
+        <w:rPr>
+          <w:rStyle w:val="CdigoHTML"/>
+          <w:rFonts w:eastAsiaTheme="majorEastAsia"/>
+        </w:rPr>
+        <w:t>load</w:t>
+      </w:r>
+      <w:proofErr w:type="spellEnd"/>
+      <w:r>
+        <w:rPr>
+          <w:rStyle w:val="CdigoHTML"/>
+          <w:rFonts w:eastAsiaTheme="majorEastAsia"/>
+        </w:rPr>
+        <w:t xml:space="preserve"> </w:t>
+      </w:r>
+      <w:proofErr w:type="spellStart"/>
+      <w:r>
+        <w:rPr>
+          <w:rStyle w:val="CdigoHTML"/>
+          <w:rFonts w:eastAsiaTheme="majorEastAsia"/>
+        </w:rPr>
+        <w:t>static</w:t>
+      </w:r>
+      <w:proofErr w:type="spellEnd"/>
+      <w:r>
+        <w:rPr>
+          <w:rStyle w:val="CdigoHTML"/>
+          <w:rFonts w:eastAsiaTheme="majorEastAsia"/>
+        </w:rPr>
+        <w:t xml:space="preserve"> %}</w:t>
+      </w:r>
+      <w:r>
+        <w:t>.</w:t>
+      </w:r>
+    </w:p>
+    <w:p>
+      <w:pPr>
+        <w:pStyle w:val="NormalWeb"/>
+        <w:numPr>
+          <w:ilvl w:val="0"/>
+          <w:numId w:val="25"/>
+        </w:numPr>
+        <w:rPr>
+          <w:rStyle w:val="CdigoHTML"/>
+          <w:rFonts w:ascii="Times New Roman" w:hAnsi="Times New Roman" w:cs="Times New Roman"/>
+          <w:sz w:val="24"/>
+          <w:szCs w:val="24"/>
+        </w:rPr>
+      </w:pPr>
+      <w:r>
+        <w:t xml:space="preserve">Use a </w:t>
+      </w:r>
+      <w:proofErr w:type="spellStart"/>
+      <w:r>
+        <w:t>tag</w:t>
+      </w:r>
+      <w:proofErr w:type="spellEnd"/>
+      <w:r>
+        <w:t xml:space="preserve"> para chamar a imagem: </w:t>
+      </w:r>
+      <w:r>
+        <w:rPr>
+          <w:rStyle w:val="CdigoHTML"/>
+          <w:rFonts w:eastAsiaTheme="majorEastAsia"/>
+        </w:rPr>
+        <w:t>&lt;</w:t>
+      </w:r>
+      <w:proofErr w:type="spellStart"/>
+      <w:r>
+        <w:rPr>
+          <w:rStyle w:val="CdigoHTML"/>
+          <w:rFonts w:eastAsiaTheme="majorEastAsia"/>
+        </w:rPr>
+        <w:t>img</w:t>
+      </w:r>
+      <w:proofErr w:type="spellEnd"/>
+      <w:r>
+        <w:rPr>
+          <w:rStyle w:val="CdigoHTML"/>
+          <w:rFonts w:eastAsiaTheme="majorEastAsia"/>
+        </w:rPr>
+        <w:t xml:space="preserve"> </w:t>
+      </w:r>
+      <w:proofErr w:type="spellStart"/>
+      <w:r>
+        <w:rPr>
+          <w:rStyle w:val="CdigoHTML"/>
+          <w:rFonts w:eastAsiaTheme="majorEastAsia"/>
+        </w:rPr>
+        <w:t>src</w:t>
+      </w:r>
+      <w:proofErr w:type="spellEnd"/>
+      <w:r>
+        <w:rPr>
+          <w:rStyle w:val="CdigoHTML"/>
+          <w:rFonts w:eastAsiaTheme="majorEastAsia"/>
+        </w:rPr>
+        <w:t xml:space="preserve">="{% </w:t>
+      </w:r>
+      <w:proofErr w:type="spellStart"/>
+      <w:r>
+        <w:rPr>
+          <w:rStyle w:val="CdigoHTML"/>
+          <w:rFonts w:eastAsiaTheme="majorEastAsia"/>
+        </w:rPr>
+        <w:t>static</w:t>
+      </w:r>
+      <w:proofErr w:type="spellEnd"/>
+      <w:r>
+        <w:rPr>
+          <w:rStyle w:val="CdigoHTML"/>
+          <w:rFonts w:eastAsiaTheme="majorEastAsia"/>
+        </w:rPr>
+        <w:t xml:space="preserve"> '</w:t>
+      </w:r>
+      <w:proofErr w:type="spellStart"/>
+      <w:r>
+        <w:rPr>
+          <w:rStyle w:val="CdigoHTML"/>
+          <w:rFonts w:eastAsiaTheme="majorEastAsia"/>
+        </w:rPr>
+        <w:t>assets</w:t>
+      </w:r>
+      <w:proofErr w:type="spellEnd"/>
+      <w:r>
+        <w:rPr>
+          <w:rStyle w:val="CdigoHTML"/>
+          <w:rFonts w:eastAsiaTheme="majorEastAsia"/>
+        </w:rPr>
+        <w:t xml:space="preserve">/logo.png' %}" </w:t>
+      </w:r>
+      <w:proofErr w:type="spellStart"/>
+      <w:r>
+        <w:rPr>
+          <w:rStyle w:val="CdigoHTML"/>
+          <w:rFonts w:eastAsiaTheme="majorEastAsia"/>
+        </w:rPr>
+        <w:t>alt</w:t>
+      </w:r>
+      <w:proofErr w:type="spellEnd"/>
+      <w:r>
+        <w:rPr>
+          <w:rStyle w:val="CdigoHTML"/>
+          <w:rFonts w:eastAsiaTheme="majorEastAsia"/>
+        </w:rPr>
+        <w:t xml:space="preserve">="Logo </w:t>
+      </w:r>
+      <w:proofErr w:type="spellStart"/>
+      <w:r>
+        <w:rPr>
+          <w:rStyle w:val="CdigoHTML"/>
+          <w:rFonts w:eastAsiaTheme="majorEastAsia"/>
+        </w:rPr>
+        <w:t>SindApp</w:t>
+      </w:r>
+      <w:proofErr w:type="spellEnd"/>
+      <w:r>
+        <w:rPr>
+          <w:rStyle w:val="CdigoHTML"/>
+          <w:rFonts w:eastAsiaTheme="majorEastAsia"/>
+        </w:rPr>
+        <w:t>"&gt;</w:t>
+      </w:r>
+    </w:p>
+    <w:p>
+      <w:pPr>
+        <w:pStyle w:val="NormalWeb"/>
+        <w:numPr>
+          <w:ilvl w:val="0"/>
+          <w:numId w:val="25"/>
+        </w:numPr>
+      </w:pPr>
+      <w:r>
+        <w:rPr>
+          <w:bCs/>
+        </w:rPr>
+        <w:t>Chamando o CSS:</w:t>
+      </w:r>
+      <w:r>
+        <w:t xml:space="preserve"> </w:t>
+      </w:r>
+      <w:r>
+        <w:rPr>
+          <w:rStyle w:val="CdigoHTML"/>
+          <w:rFonts w:eastAsiaTheme="majorEastAsia"/>
+        </w:rPr>
+        <w:t xml:space="preserve">&lt;link </w:t>
+      </w:r>
+      <w:proofErr w:type="spellStart"/>
+      <w:r>
+        <w:rPr>
+          <w:rStyle w:val="CdigoHTML"/>
+          <w:rFonts w:eastAsiaTheme="majorEastAsia"/>
+        </w:rPr>
+        <w:t>rel</w:t>
+      </w:r>
+      <w:proofErr w:type="spellEnd"/>
+      <w:r>
+        <w:rPr>
+          <w:rStyle w:val="CdigoHTML"/>
+          <w:rFonts w:eastAsiaTheme="majorEastAsia"/>
+        </w:rPr>
+        <w:t>="</w:t>
+      </w:r>
+      <w:proofErr w:type="spellStart"/>
+      <w:r>
+        <w:rPr>
+          <w:rStyle w:val="CdigoHTML"/>
+          <w:rFonts w:eastAsiaTheme="majorEastAsia"/>
+        </w:rPr>
+        <w:t>stylesheet</w:t>
+      </w:r>
+      <w:proofErr w:type="spellEnd"/>
+      <w:r>
+        <w:rPr>
+          <w:rStyle w:val="CdigoHTML"/>
+          <w:rFonts w:eastAsiaTheme="majorEastAsia"/>
+        </w:rPr>
+        <w:t xml:space="preserve">" </w:t>
+      </w:r>
+      <w:proofErr w:type="spellStart"/>
+      <w:r>
+        <w:rPr>
+          <w:rStyle w:val="CdigoHTML"/>
+          <w:rFonts w:eastAsiaTheme="majorEastAsia"/>
+        </w:rPr>
+        <w:t>href</w:t>
+      </w:r>
+      <w:proofErr w:type="spellEnd"/>
+      <w:r>
+        <w:rPr>
+          <w:rStyle w:val="CdigoHTML"/>
+          <w:rFonts w:eastAsiaTheme="majorEastAsia"/>
+        </w:rPr>
+        <w:t xml:space="preserve">="{% </w:t>
+      </w:r>
+      <w:proofErr w:type="spellStart"/>
+      <w:r>
+        <w:rPr>
+          <w:rStyle w:val="CdigoHTML"/>
+          <w:rFonts w:eastAsiaTheme="majorEastAsia"/>
+        </w:rPr>
+        <w:t>static</w:t>
+      </w:r>
+      <w:proofErr w:type="spellEnd"/>
+      <w:r>
+        <w:rPr>
+          <w:rStyle w:val="CdigoHTML"/>
+          <w:rFonts w:eastAsiaTheme="majorEastAsia"/>
+        </w:rPr>
+        <w:t xml:space="preserve"> '</w:t>
+      </w:r>
+      <w:proofErr w:type="spellStart"/>
+      <w:r>
+        <w:rPr>
+          <w:rStyle w:val="CdigoHTML"/>
+          <w:rFonts w:eastAsiaTheme="majorEastAsia"/>
+        </w:rPr>
+        <w:t>css</w:t>
+      </w:r>
+      <w:proofErr w:type="spellEnd"/>
+      <w:r>
+        <w:rPr>
+          <w:rStyle w:val="CdigoHTML"/>
+          <w:rFonts w:eastAsiaTheme="majorEastAsia"/>
+        </w:rPr>
+        <w:t>/style.css' %}"&gt;</w:t>
+      </w:r>
+    </w:p>
+    <w:p>
+      <w:r>
+        <w:rPr>
+          <w:noProof/>
+        </w:rPr>
+        <w:drawing>
+          <wp:inline distT="0" distB="0" distL="0" distR="0" wp14:anchorId="7D13DF62" wp14:editId="218148CE">
+            <wp:extent cx="5400040" cy="2574290"/>
+            <wp:effectExtent l="0" t="0" r="0" b="0"/>
+            <wp:docPr id="46" name="Imagem 46"/>
+            <wp:cNvGraphicFramePr>
+              <a:graphicFrameLocks xmlns:a="http://schemas.openxmlformats.org/drawingml/2006/main" noChangeAspect="1"/>
+            </wp:cNvGraphicFramePr>
+            <a:graphic xmlns:a="http://schemas.openxmlformats.org/drawingml/2006/main">
+              <a:graphicData uri="http://schemas.openxmlformats.org/drawingml/2006/picture">
+                <pic:pic xmlns:pic="http://schemas.openxmlformats.org/drawingml/2006/picture">
+                  <pic:nvPicPr>
+                    <pic:cNvPr id="1" name=""/>
+                    <pic:cNvPicPr/>
+                  </pic:nvPicPr>
+                  <pic:blipFill>
+                    <a:blip r:embed="rId86"/>
+                    <a:stretch>
+                      <a:fillRect/>
+                    </a:stretch>
+                  </pic:blipFill>
+                  <pic:spPr>
+                    <a:xfrm>
+                      <a:off x="0" y="0"/>
+                      <a:ext cx="5400040" cy="2574290"/>
+                    </a:xfrm>
+                    <a:prstGeom prst="rect">
+                      <a:avLst/>
+                    </a:prstGeom>
+                  </pic:spPr>
+                </pic:pic>
+              </a:graphicData>
+            </a:graphic>
+          </wp:inline>
+        </w:drawing>
+      </w:r>
+    </w:p>
+    <w:p>
+      <w:pPr>
+        <w:pStyle w:val="Ttulo3"/>
+      </w:pPr>
+      <w:r>
+        <w:rPr>
+          <w:rFonts w:ascii="Segoe UI Emoji" w:hAnsi="Segoe UI Emoji" w:cs="Segoe UI Emoji"/>
+        </w:rPr>
+        <w:t>💻</w:t>
+      </w:r>
+      <w:r>
+        <w:t xml:space="preserve"> Resumo de Comandos</w:t>
+      </w:r>
+    </w:p>
+    <w:tbl>
+      <w:tblPr>
+        <w:tblW w:w="0" w:type="auto"/>
+        <w:tblCellSpacing w:w="15" w:type="dxa"/>
+        <w:tblCellMar>
+          <w:top w:w="15" w:type="dxa"/>
+          <w:left w:w="15" w:type="dxa"/>
+          <w:bottom w:w="15" w:type="dxa"/>
+          <w:right w:w="15" w:type="dxa"/>
+        </w:tblCellMar>
+        <w:tblLook w:val="04A0" w:firstRow="1" w:lastRow="0" w:firstColumn="1" w:lastColumn="0" w:noHBand="0" w:noVBand="1"/>
+      </w:tblPr>
+      <w:tblGrid>
+        <w:gridCol w:w="3251"/>
+        <w:gridCol w:w="3676"/>
+      </w:tblGrid>
+      <w:tr>
+        <w:trPr>
+          <w:tblHeader/>
+          <w:tblCellSpacing w:w="15" w:type="dxa"/>
+        </w:trPr>
+        <w:tc>
+          <w:tcPr>
+            <w:tcW w:w="0" w:type="auto"/>
+            <w:vAlign w:val="center"/>
+            <w:hideMark/>
+          </w:tcPr>
+          <w:p>
+            <w:r>
+              <w:t>Ação</w:t>
+            </w:r>
+          </w:p>
+        </w:tc>
+        <w:tc>
+          <w:tcPr>
+            <w:tcW w:w="0" w:type="auto"/>
+            <w:vAlign w:val="center"/>
+            <w:hideMark/>
+          </w:tcPr>
+          <w:p>
+            <w:r>
+              <w:t>Comando</w:t>
+            </w:r>
+          </w:p>
+        </w:tc>
+      </w:tr>
+      <w:tr>
+        <w:trPr>
+          <w:tblCellSpacing w:w="15" w:type="dxa"/>
+        </w:trPr>
+        <w:tc>
+          <w:tcPr>
+            <w:tcW w:w="0" w:type="auto"/>
+            <w:vAlign w:val="center"/>
+            <w:hideMark/>
+          </w:tcPr>
+          <w:p>
+            <w:r>
+              <w:rPr>
+                <w:b/>
+                <w:bCs/>
+              </w:rPr>
+              <w:t>Reunir todos os estáticos</w:t>
+            </w:r>
+          </w:p>
+        </w:tc>
+        <w:tc>
+          <w:tcPr>
+            <w:tcW w:w="0" w:type="auto"/>
+            <w:vAlign w:val="center"/>
+            <w:hideMark/>
+          </w:tcPr>
+          <w:p>
+            <w:proofErr w:type="spellStart"/>
+            <w:r>
+              <w:rPr>
+                <w:rStyle w:val="CdigoHTML"/>
+                <w:rFonts w:eastAsiaTheme="majorEastAsia"/>
+              </w:rPr>
+              <w:t>python</w:t>
+            </w:r>
+            <w:proofErr w:type="spellEnd"/>
+            <w:r>
+              <w:rPr>
+                <w:rStyle w:val="CdigoHTML"/>
+                <w:rFonts w:eastAsiaTheme="majorEastAsia"/>
+              </w:rPr>
+              <w:t xml:space="preserve"> manage.py </w:t>
+            </w:r>
+            <w:proofErr w:type="spellStart"/>
+            <w:r>
+              <w:rPr>
+                <w:rStyle w:val="CdigoHTML"/>
+                <w:rFonts w:eastAsiaTheme="majorEastAsia"/>
+              </w:rPr>
+              <w:t>collectstatic</w:t>
+            </w:r>
+            <w:proofErr w:type="spellEnd"/>
+          </w:p>
+        </w:tc>
+      </w:tr>
+      <w:tr>
+        <w:trPr>
+          <w:tblCellSpacing w:w="15" w:type="dxa"/>
+        </w:trPr>
+        <w:tc>
+          <w:tcPr>
+            <w:tcW w:w="0" w:type="auto"/>
+            <w:vAlign w:val="center"/>
+            <w:hideMark/>
+          </w:tcPr>
+          <w:p>
+            <w:r>
+              <w:rPr>
+                <w:b/>
+                <w:bCs/>
+              </w:rPr>
+              <w:t>Verificar onde estão os arquivos</w:t>
+            </w:r>
+          </w:p>
+        </w:tc>
+        <w:tc>
+          <w:tcPr>
+            <w:tcW w:w="0" w:type="auto"/>
+            <w:vAlign w:val="center"/>
+            <w:hideMark/>
+          </w:tcPr>
+          <w:p>
+            <w:proofErr w:type="spellStart"/>
+            <w:r>
+              <w:rPr>
+                <w:rStyle w:val="CdigoHTML"/>
+                <w:rFonts w:eastAsiaTheme="majorEastAsia"/>
+              </w:rPr>
+              <w:t>ls</w:t>
+            </w:r>
+            <w:proofErr w:type="spellEnd"/>
+            <w:r>
+              <w:rPr>
+                <w:rStyle w:val="CdigoHTML"/>
+                <w:rFonts w:eastAsiaTheme="majorEastAsia"/>
+              </w:rPr>
+              <w:t xml:space="preserve"> </w:t>
+            </w:r>
+            <w:proofErr w:type="spellStart"/>
+            <w:r>
+              <w:rPr>
+                <w:rStyle w:val="CdigoHTML"/>
+                <w:rFonts w:eastAsiaTheme="majorEastAsia"/>
+              </w:rPr>
+              <w:t>staticfiles</w:t>
+            </w:r>
+            <w:proofErr w:type="spellEnd"/>
+            <w:r>
+              <w:rPr>
+                <w:rStyle w:val="CdigoHTML"/>
+                <w:rFonts w:eastAsiaTheme="majorEastAsia"/>
+              </w:rPr>
+              <w:t>/</w:t>
+            </w:r>
+            <w:r>
+              <w:t xml:space="preserve"> (no terminal)</w:t>
+            </w:r>
+          </w:p>
+        </w:tc>
+      </w:tr>
+    </w:tbl>
+    <w:p>
+      <w:pPr>
+        <w:pStyle w:val="Ttulo1"/>
+      </w:pPr>
+      <w:r>
+        <w:lastRenderedPageBreak/>
+        <w:t>O Fluxo de Renderização</w:t>
+      </w:r>
+    </w:p>
+    <w:p>
+      <w:pPr>
+        <w:pStyle w:val="PargrafodaLista"/>
+        <w:numPr>
+          <w:ilvl w:val="0"/>
+          <w:numId w:val="26"/>
+        </w:numPr>
+        <w:spacing w:before="100" w:beforeAutospacing="1" w:after="100" w:afterAutospacing="1" w:line="240" w:lineRule="auto"/>
+        <w:rPr>
+          <w:rFonts w:ascii="Times New Roman" w:eastAsia="Times New Roman" w:hAnsi="Times New Roman" w:cs="Times New Roman"/>
+          <w:kern w:val="0"/>
+          <w:lang w:eastAsia="pt-BR"/>
+          <w14:ligatures w14:val="none"/>
+        </w:rPr>
+      </w:pPr>
+      <w:r>
+        <w:rPr>
+          <w:rFonts w:ascii="Times New Roman" w:eastAsia="Times New Roman" w:hAnsi="Times New Roman" w:cs="Times New Roman"/>
+          <w:kern w:val="0"/>
+          <w:lang w:eastAsia="pt-BR"/>
+          <w14:ligatures w14:val="none"/>
+        </w:rPr>
+        <w:t>O usuário pede a página.</w:t>
+      </w:r>
+    </w:p>
+    <w:p>
+      <w:pPr>
+        <w:pStyle w:val="PargrafodaLista"/>
+        <w:numPr>
+          <w:ilvl w:val="0"/>
+          <w:numId w:val="26"/>
+        </w:numPr>
+        <w:spacing w:before="100" w:beforeAutospacing="1" w:after="100" w:afterAutospacing="1" w:line="240" w:lineRule="auto"/>
+        <w:rPr>
+          <w:rFonts w:ascii="Times New Roman" w:eastAsia="Times New Roman" w:hAnsi="Times New Roman" w:cs="Times New Roman"/>
+          <w:kern w:val="0"/>
+          <w:lang w:eastAsia="pt-BR"/>
+          <w14:ligatures w14:val="none"/>
+        </w:rPr>
+      </w:pPr>
+      <w:r>
+        <w:rPr>
+          <w:rFonts w:ascii="Times New Roman" w:eastAsia="Times New Roman" w:hAnsi="Times New Roman" w:cs="Times New Roman"/>
+          <w:kern w:val="0"/>
+          <w:lang w:eastAsia="pt-BR"/>
+          <w14:ligatures w14:val="none"/>
+        </w:rPr>
+        <w:t xml:space="preserve">A </w:t>
+      </w:r>
+      <w:proofErr w:type="spellStart"/>
+      <w:r>
+        <w:rPr>
+          <w:rFonts w:ascii="Times New Roman" w:eastAsia="Times New Roman" w:hAnsi="Times New Roman" w:cs="Times New Roman"/>
+          <w:b/>
+          <w:bCs/>
+          <w:kern w:val="0"/>
+          <w:lang w:eastAsia="pt-BR"/>
+          <w14:ligatures w14:val="none"/>
+        </w:rPr>
+        <w:t>View</w:t>
+      </w:r>
+      <w:proofErr w:type="spellEnd"/>
+      <w:r>
+        <w:rPr>
+          <w:rFonts w:ascii="Times New Roman" w:eastAsia="Times New Roman" w:hAnsi="Times New Roman" w:cs="Times New Roman"/>
+          <w:kern w:val="0"/>
+          <w:lang w:eastAsia="pt-BR"/>
+          <w14:ligatures w14:val="none"/>
+        </w:rPr>
+        <w:t xml:space="preserve"> intercepta o pedido e chama o </w:t>
+      </w:r>
+      <w:r>
+        <w:rPr>
+          <w:rFonts w:ascii="Courier New" w:eastAsia="Times New Roman" w:hAnsi="Courier New" w:cs="Courier New"/>
+          <w:kern w:val="0"/>
+          <w:sz w:val="20"/>
+          <w:szCs w:val="20"/>
+          <w:lang w:eastAsia="pt-BR"/>
+          <w14:ligatures w14:val="none"/>
+        </w:rPr>
+        <w:t>render</w:t>
+      </w:r>
+      <w:r>
+        <w:rPr>
+          <w:rFonts w:ascii="Times New Roman" w:eastAsia="Times New Roman" w:hAnsi="Times New Roman" w:cs="Times New Roman"/>
+          <w:kern w:val="0"/>
+          <w:lang w:eastAsia="pt-BR"/>
+          <w14:ligatures w14:val="none"/>
+        </w:rPr>
+        <w:t>.</w:t>
+      </w:r>
+    </w:p>
+    <w:p>
+      <w:pPr>
+        <w:pStyle w:val="PargrafodaLista"/>
+        <w:numPr>
+          <w:ilvl w:val="0"/>
+          <w:numId w:val="26"/>
+        </w:numPr>
+        <w:spacing w:before="100" w:beforeAutospacing="1" w:after="100" w:afterAutospacing="1" w:line="240" w:lineRule="auto"/>
+        <w:rPr>
+          <w:rFonts w:ascii="Times New Roman" w:eastAsia="Times New Roman" w:hAnsi="Times New Roman" w:cs="Times New Roman"/>
+          <w:kern w:val="0"/>
+          <w:lang w:eastAsia="pt-BR"/>
+          <w14:ligatures w14:val="none"/>
+        </w:rPr>
+      </w:pPr>
+      <w:r>
+        <w:rPr>
+          <w:rFonts w:ascii="Times New Roman" w:eastAsia="Times New Roman" w:hAnsi="Times New Roman" w:cs="Times New Roman"/>
+          <w:kern w:val="0"/>
+          <w:lang w:eastAsia="pt-BR"/>
+          <w14:ligatures w14:val="none"/>
+        </w:rPr>
+        <w:t xml:space="preserve">O </w:t>
+      </w:r>
+      <w:proofErr w:type="spellStart"/>
+      <w:r>
+        <w:rPr>
+          <w:rFonts w:ascii="Times New Roman" w:eastAsia="Times New Roman" w:hAnsi="Times New Roman" w:cs="Times New Roman"/>
+          <w:kern w:val="0"/>
+          <w:lang w:eastAsia="pt-BR"/>
+          <w14:ligatures w14:val="none"/>
+        </w:rPr>
+        <w:t>Django</w:t>
+      </w:r>
+      <w:proofErr w:type="spellEnd"/>
+      <w:r>
+        <w:rPr>
+          <w:rFonts w:ascii="Times New Roman" w:eastAsia="Times New Roman" w:hAnsi="Times New Roman" w:cs="Times New Roman"/>
+          <w:kern w:val="0"/>
+          <w:lang w:eastAsia="pt-BR"/>
+          <w14:ligatures w14:val="none"/>
+        </w:rPr>
+        <w:t xml:space="preserve"> pega o arquivo </w:t>
+      </w:r>
+      <w:r>
+        <w:rPr>
+          <w:rFonts w:ascii="Courier New" w:eastAsia="Times New Roman" w:hAnsi="Courier New" w:cs="Courier New"/>
+          <w:kern w:val="0"/>
+          <w:sz w:val="20"/>
+          <w:szCs w:val="20"/>
+          <w:lang w:eastAsia="pt-BR"/>
+          <w14:ligatures w14:val="none"/>
+        </w:rPr>
+        <w:t>.</w:t>
+      </w:r>
+      <w:proofErr w:type="spellStart"/>
+      <w:r>
+        <w:rPr>
+          <w:rFonts w:ascii="Courier New" w:eastAsia="Times New Roman" w:hAnsi="Courier New" w:cs="Courier New"/>
+          <w:kern w:val="0"/>
+          <w:sz w:val="20"/>
+          <w:szCs w:val="20"/>
+          <w:lang w:eastAsia="pt-BR"/>
+          <w14:ligatures w14:val="none"/>
+        </w:rPr>
+        <w:t>html</w:t>
+      </w:r>
+      <w:proofErr w:type="spellEnd"/>
+      <w:r>
+        <w:rPr>
+          <w:rFonts w:ascii="Times New Roman" w:eastAsia="Times New Roman" w:hAnsi="Times New Roman" w:cs="Times New Roman"/>
+          <w:kern w:val="0"/>
+          <w:lang w:eastAsia="pt-BR"/>
+          <w14:ligatures w14:val="none"/>
+        </w:rPr>
+        <w:t xml:space="preserve">, processa as </w:t>
+      </w:r>
+      <w:proofErr w:type="spellStart"/>
+      <w:r>
+        <w:rPr>
+          <w:rFonts w:ascii="Times New Roman" w:eastAsia="Times New Roman" w:hAnsi="Times New Roman" w:cs="Times New Roman"/>
+          <w:kern w:val="0"/>
+          <w:lang w:eastAsia="pt-BR"/>
+          <w14:ligatures w14:val="none"/>
+        </w:rPr>
+        <w:t>tags</w:t>
+      </w:r>
+      <w:proofErr w:type="spellEnd"/>
+      <w:r>
+        <w:rPr>
+          <w:rFonts w:ascii="Times New Roman" w:eastAsia="Times New Roman" w:hAnsi="Times New Roman" w:cs="Times New Roman"/>
+          <w:kern w:val="0"/>
+          <w:lang w:eastAsia="pt-BR"/>
+          <w14:ligatures w14:val="none"/>
+        </w:rPr>
+        <w:t xml:space="preserve"> </w:t>
+      </w:r>
+      <w:r>
+        <w:rPr>
+          <w:rFonts w:ascii="Courier New" w:eastAsia="Times New Roman" w:hAnsi="Courier New" w:cs="Courier New"/>
+          <w:kern w:val="0"/>
+          <w:sz w:val="20"/>
+          <w:szCs w:val="20"/>
+          <w:lang w:eastAsia="pt-BR"/>
+          <w14:ligatures w14:val="none"/>
+        </w:rPr>
+        <w:t xml:space="preserve">{% </w:t>
+      </w:r>
+      <w:proofErr w:type="spellStart"/>
+      <w:r>
+        <w:rPr>
+          <w:rFonts w:ascii="Courier New" w:eastAsia="Times New Roman" w:hAnsi="Courier New" w:cs="Courier New"/>
+          <w:kern w:val="0"/>
+          <w:sz w:val="20"/>
+          <w:szCs w:val="20"/>
+          <w:lang w:eastAsia="pt-BR"/>
+          <w14:ligatures w14:val="none"/>
+        </w:rPr>
+        <w:t>static</w:t>
+      </w:r>
+      <w:proofErr w:type="spellEnd"/>
+      <w:r>
+        <w:rPr>
+          <w:rFonts w:ascii="Courier New" w:eastAsia="Times New Roman" w:hAnsi="Courier New" w:cs="Courier New"/>
+          <w:kern w:val="0"/>
+          <w:sz w:val="20"/>
+          <w:szCs w:val="20"/>
+          <w:lang w:eastAsia="pt-BR"/>
+          <w14:ligatures w14:val="none"/>
+        </w:rPr>
+        <w:t xml:space="preserve"> %}</w:t>
+      </w:r>
+      <w:r>
+        <w:rPr>
+          <w:rFonts w:ascii="Times New Roman" w:eastAsia="Times New Roman" w:hAnsi="Times New Roman" w:cs="Times New Roman"/>
+          <w:kern w:val="0"/>
+          <w:lang w:eastAsia="pt-BR"/>
+          <w14:ligatures w14:val="none"/>
+        </w:rPr>
+        <w:t xml:space="preserve"> e coloca o caminho real do arquivo.</w:t>
+      </w:r>
+    </w:p>
+    <w:p>
+      <w:pPr>
+        <w:pStyle w:val="PargrafodaLista"/>
+        <w:numPr>
+          <w:ilvl w:val="0"/>
+          <w:numId w:val="26"/>
+        </w:numPr>
+        <w:spacing w:before="100" w:beforeAutospacing="1" w:after="100" w:afterAutospacing="1" w:line="240" w:lineRule="auto"/>
+        <w:rPr>
+          <w:rFonts w:ascii="Times New Roman" w:eastAsia="Times New Roman" w:hAnsi="Times New Roman" w:cs="Times New Roman"/>
+          <w:kern w:val="0"/>
+          <w:lang w:eastAsia="pt-BR"/>
+          <w14:ligatures w14:val="none"/>
+        </w:rPr>
+      </w:pPr>
+      <w:r>
+        <w:rPr>
+          <w:rFonts w:ascii="Times New Roman" w:eastAsia="Times New Roman" w:hAnsi="Times New Roman" w:cs="Times New Roman"/>
+          <w:kern w:val="0"/>
+          <w:lang w:eastAsia="pt-BR"/>
+          <w14:ligatures w14:val="none"/>
+        </w:rPr>
+        <w:t>O navegador recebe o HTML pronto com o logo carregado.</w:t>
+      </w:r>
+    </w:p>
+    <w:p>
+      <w:pPr>
+        <w:pStyle w:val="Ttulo3"/>
+        <w:rPr>
+          <w:rFonts w:eastAsia="Times New Roman"/>
+          <w:lang w:eastAsia="pt-BR"/>
+        </w:rPr>
+      </w:pPr>
+      <w:r>
+        <w:rPr>
+          <w:rFonts w:eastAsia="Times New Roman"/>
+          <w:lang w:eastAsia="pt-BR"/>
+        </w:rPr>
+        <w:t>Usuário pede a página (página index.html do app associado)</w:t>
+      </w:r>
+    </w:p>
+    <w:p>
+      <w:pPr>
+        <w:rPr>
+          <w:lang w:eastAsia="pt-BR"/>
+        </w:rPr>
+      </w:pPr>
+      <w:r>
+        <w:rPr>
+          <w:noProof/>
+        </w:rPr>
+        <w:drawing>
+          <wp:inline distT="0" distB="0" distL="0" distR="0" wp14:anchorId="35C97659" wp14:editId="77741637">
+            <wp:extent cx="5400040" cy="2575560"/>
+            <wp:effectExtent l="0" t="0" r="0" b="0"/>
+            <wp:docPr id="47" name="Imagem 47"/>
+            <wp:cNvGraphicFramePr>
+              <a:graphicFrameLocks xmlns:a="http://schemas.openxmlformats.org/drawingml/2006/main" noChangeAspect="1"/>
+            </wp:cNvGraphicFramePr>
+            <a:graphic xmlns:a="http://schemas.openxmlformats.org/drawingml/2006/main">
+              <a:graphicData uri="http://schemas.openxmlformats.org/drawingml/2006/picture">
+                <pic:pic xmlns:pic="http://schemas.openxmlformats.org/drawingml/2006/picture">
+                  <pic:nvPicPr>
+                    <pic:cNvPr id="1" name=""/>
+                    <pic:cNvPicPr/>
+                  </pic:nvPicPr>
+                  <pic:blipFill>
+                    <a:blip r:embed="rId87"/>
+                    <a:stretch>
+                      <a:fillRect/>
+                    </a:stretch>
+                  </pic:blipFill>
+                  <pic:spPr>
+                    <a:xfrm>
+                      <a:off x="0" y="0"/>
+                      <a:ext cx="5400040" cy="2575560"/>
+                    </a:xfrm>
+                    <a:prstGeom prst="rect">
+                      <a:avLst/>
+                    </a:prstGeom>
+                  </pic:spPr>
+                </pic:pic>
+              </a:graphicData>
+            </a:graphic>
+          </wp:inline>
+        </w:drawing>
+      </w:r>
+    </w:p>
+    <w:p>
+      <w:pPr>
+        <w:pStyle w:val="Ttulo3"/>
+        <w:rPr>
+          <w:rFonts w:eastAsia="Times New Roman"/>
+          <w:lang w:eastAsia="pt-BR"/>
+        </w:rPr>
+      </w:pPr>
+      <w:r>
+        <w:rPr>
+          <w:rFonts w:eastAsia="Times New Roman"/>
+          <w:lang w:eastAsia="pt-BR"/>
+        </w:rPr>
+        <w:t xml:space="preserve">A </w:t>
+      </w:r>
+      <w:proofErr w:type="spellStart"/>
+      <w:r>
+        <w:rPr>
+          <w:rFonts w:eastAsia="Times New Roman"/>
+          <w:b/>
+          <w:bCs/>
+          <w:lang w:eastAsia="pt-BR"/>
+        </w:rPr>
+        <w:t>View</w:t>
+      </w:r>
+      <w:proofErr w:type="spellEnd"/>
+      <w:r>
+        <w:rPr>
+          <w:rFonts w:eastAsia="Times New Roman"/>
+          <w:lang w:eastAsia="pt-BR"/>
+        </w:rPr>
+        <w:t xml:space="preserve"> intercepta o pedido e chama o </w:t>
+      </w:r>
+      <w:r>
+        <w:rPr>
+          <w:rFonts w:ascii="Courier New" w:eastAsia="Times New Roman" w:hAnsi="Courier New" w:cs="Courier New"/>
+          <w:sz w:val="20"/>
+          <w:szCs w:val="20"/>
+          <w:lang w:eastAsia="pt-BR"/>
+        </w:rPr>
+        <w:t>render</w:t>
+      </w:r>
+      <w:r>
+        <w:rPr>
+          <w:rFonts w:eastAsia="Times New Roman"/>
+          <w:lang w:eastAsia="pt-BR"/>
+        </w:rPr>
+        <w:t>.</w:t>
+      </w:r>
+    </w:p>
+    <w:p>
+      <w:r>
+        <w:t>Importação</w:t>
+      </w:r>
+    </w:p>
+    <w:p>
+      <w:r>
+        <w:rPr>
+          <w:noProof/>
+        </w:rPr>
+        <w:drawing>
+          <wp:inline distT="0" distB="0" distL="0" distR="0" wp14:anchorId="0D65FF45" wp14:editId="72449FCF">
+            <wp:extent cx="5400040" cy="1174750"/>
+            <wp:effectExtent l="0" t="0" r="0" b="6350"/>
+            <wp:docPr id="48" name="Imagem 48"/>
+            <wp:cNvGraphicFramePr>
+              <a:graphicFrameLocks xmlns:a="http://schemas.openxmlformats.org/drawingml/2006/main" noChangeAspect="1"/>
+            </wp:cNvGraphicFramePr>
+            <a:graphic xmlns:a="http://schemas.openxmlformats.org/drawingml/2006/main">
+              <a:graphicData uri="http://schemas.openxmlformats.org/drawingml/2006/picture">
+                <pic:pic xmlns:pic="http://schemas.openxmlformats.org/drawingml/2006/picture">
+                  <pic:nvPicPr>
+                    <pic:cNvPr id="1" name=""/>
+                    <pic:cNvPicPr/>
+                  </pic:nvPicPr>
+                  <pic:blipFill>
+                    <a:blip r:embed="rId88"/>
+                    <a:stretch>
+                      <a:fillRect/>
+                    </a:stretch>
+                  </pic:blipFill>
+                  <pic:spPr>
+                    <a:xfrm>
+                      <a:off x="0" y="0"/>
+                      <a:ext cx="5400040" cy="1174750"/>
+                    </a:xfrm>
+                    <a:prstGeom prst="rect">
+                      <a:avLst/>
+                    </a:prstGeom>
+                  </pic:spPr>
+                </pic:pic>
+              </a:graphicData>
+            </a:graphic>
+          </wp:inline>
+        </w:drawing>
+      </w:r>
+    </w:p>
+    <w:p>
+      <w:r>
+        <w:t>Definição de função</w:t>
+      </w:r>
+    </w:p>
+    <w:p>
+      <w:r>
+        <w:rPr>
+          <w:noProof/>
+        </w:rPr>
+        <w:drawing>
+          <wp:inline distT="0" distB="0" distL="0" distR="0" wp14:anchorId="4B989C73" wp14:editId="62FD2E0B">
+            <wp:extent cx="5400040" cy="1152525"/>
+            <wp:effectExtent l="0" t="0" r="0" b="9525"/>
+            <wp:docPr id="49" name="Imagem 49"/>
+            <wp:cNvGraphicFramePr>
+              <a:graphicFrameLocks xmlns:a="http://schemas.openxmlformats.org/drawingml/2006/main" noChangeAspect="1"/>
+            </wp:cNvGraphicFramePr>
+            <a:graphic xmlns:a="http://schemas.openxmlformats.org/drawingml/2006/main">
+              <a:graphicData uri="http://schemas.openxmlformats.org/drawingml/2006/picture">
+                <pic:pic xmlns:pic="http://schemas.openxmlformats.org/drawingml/2006/picture">
+                  <pic:nvPicPr>
+                    <pic:cNvPr id="1" name=""/>
+                    <pic:cNvPicPr/>
+                  </pic:nvPicPr>
+                  <pic:blipFill>
+                    <a:blip r:embed="rId89"/>
+                    <a:stretch>
+                      <a:fillRect/>
+                    </a:stretch>
+                  </pic:blipFill>
+                  <pic:spPr>
+                    <a:xfrm>
+                      <a:off x="0" y="0"/>
+                      <a:ext cx="5400040" cy="1152525"/>
+                    </a:xfrm>
+                    <a:prstGeom prst="rect">
+                      <a:avLst/>
+                    </a:prstGeom>
+                  </pic:spPr>
+                </pic:pic>
+              </a:graphicData>
+            </a:graphic>
+          </wp:inline>
+        </w:drawing>
+      </w:r>
+    </w:p>
+    <w:p/>
+    <w:p/>
+    <w:p>
+      <w:r>
+        <w:lastRenderedPageBreak/>
+        <w:t>Renderização da página index.html do aplicativo associado</w:t>
+      </w:r>
+    </w:p>
+    <w:p>
+      <w:r>
+        <w:rPr>
+          <w:noProof/>
+        </w:rPr>
+        <w:drawing>
+          <wp:inline distT="0" distB="0" distL="0" distR="0" wp14:anchorId="187344F4" wp14:editId="6413663B">
+            <wp:extent cx="5400040" cy="477520"/>
+            <wp:effectExtent l="0" t="0" r="0" b="0"/>
+            <wp:docPr id="50" name="Imagem 50"/>
+            <wp:cNvGraphicFramePr>
+              <a:graphicFrameLocks xmlns:a="http://schemas.openxmlformats.org/drawingml/2006/main" noChangeAspect="1"/>
+            </wp:cNvGraphicFramePr>
+            <a:graphic xmlns:a="http://schemas.openxmlformats.org/drawingml/2006/main">
+              <a:graphicData uri="http://schemas.openxmlformats.org/drawingml/2006/picture">
+                <pic:pic xmlns:pic="http://schemas.openxmlformats.org/drawingml/2006/picture">
+                  <pic:nvPicPr>
+                    <pic:cNvPr id="1" name=""/>
+                    <pic:cNvPicPr/>
+                  </pic:nvPicPr>
+                  <pic:blipFill>
+                    <a:blip r:embed="rId90"/>
+                    <a:stretch>
+                      <a:fillRect/>
+                    </a:stretch>
+                  </pic:blipFill>
+                  <pic:spPr>
+                    <a:xfrm>
+                      <a:off x="0" y="0"/>
+                      <a:ext cx="5400040" cy="477520"/>
+                    </a:xfrm>
+                    <a:prstGeom prst="rect">
+                      <a:avLst/>
+                    </a:prstGeom>
+                  </pic:spPr>
+                </pic:pic>
+              </a:graphicData>
+            </a:graphic>
+          </wp:inline>
+        </w:drawing>
+      </w:r>
+    </w:p>
+    <w:p>
+      <w:pPr>
+        <w:pStyle w:val="Ttulo1"/>
+      </w:pPr>
+      <w:proofErr w:type="spellStart"/>
+      <w:r>
+        <w:t>Urls</w:t>
+      </w:r>
+      <w:proofErr w:type="spellEnd"/>
+    </w:p>
+    <w:p>
+      <w:pPr>
+        <w:pStyle w:val="Ttulo3"/>
+      </w:pPr>
+      <w:r>
+        <w:t>O arquivo central de rotas</w:t>
+      </w:r>
+    </w:p>
+    <w:p>
+      <w:pPr>
+        <w:spacing w:before="100" w:beforeAutospacing="1" w:after="100" w:afterAutospacing="1" w:line="240" w:lineRule="auto"/>
+        <w:rPr>
+          <w:rFonts w:ascii="Times New Roman" w:eastAsia="Times New Roman" w:hAnsi="Times New Roman" w:cs="Times New Roman"/>
+          <w:kern w:val="0"/>
+          <w:lang w:eastAsia="pt-BR"/>
+          <w14:ligatures w14:val="none"/>
+        </w:rPr>
+      </w:pPr>
+      <w:r>
+        <w:rPr>
+          <w:rFonts w:ascii="Times New Roman" w:eastAsia="Times New Roman" w:hAnsi="Times New Roman" w:cs="Times New Roman"/>
+          <w:kern w:val="0"/>
+          <w:lang w:eastAsia="pt-BR"/>
+          <w14:ligatures w14:val="none"/>
+        </w:rPr>
+        <w:t>Este é o "porteiro" do projeto. Ele não precisa saber os detalhes de cada página do sindicato, apenas para qual app enviar o usuário.</w:t>
+      </w:r>
+    </w:p>
+    <w:p>
+      <w:pPr>
+        <w:spacing w:before="100" w:beforeAutospacing="1" w:after="100" w:afterAutospacing="1" w:line="240" w:lineRule="auto"/>
+        <w:rPr>
+          <w:rFonts w:ascii="Times New Roman" w:eastAsia="Times New Roman" w:hAnsi="Times New Roman" w:cs="Times New Roman"/>
+          <w:kern w:val="0"/>
+          <w:lang w:eastAsia="pt-BR"/>
+          <w14:ligatures w14:val="none"/>
+        </w:rPr>
+      </w:pPr>
+      <w:r>
+        <w:rPr>
+          <w:rFonts w:ascii="Times New Roman" w:eastAsia="Times New Roman" w:hAnsi="Times New Roman" w:cs="Times New Roman"/>
+          <w:b/>
+          <w:bCs/>
+          <w:kern w:val="0"/>
+          <w:lang w:eastAsia="pt-BR"/>
+          <w14:ligatures w14:val="none"/>
+        </w:rPr>
+        <w:t>Onde:</w:t>
+      </w:r>
+      <w:r>
+        <w:rPr>
+          <w:rFonts w:ascii="Times New Roman" w:eastAsia="Times New Roman" w:hAnsi="Times New Roman" w:cs="Times New Roman"/>
+          <w:kern w:val="0"/>
+          <w:lang w:eastAsia="pt-BR"/>
+          <w14:ligatures w14:val="none"/>
+        </w:rPr>
+        <w:t xml:space="preserve"> </w:t>
+      </w:r>
+      <w:r>
+        <w:rPr>
+          <w:rFonts w:ascii="Courier New" w:eastAsia="Times New Roman" w:hAnsi="Courier New" w:cs="Courier New"/>
+          <w:kern w:val="0"/>
+          <w:sz w:val="20"/>
+          <w:szCs w:val="20"/>
+          <w:lang w:eastAsia="pt-BR"/>
+          <w14:ligatures w14:val="none"/>
+        </w:rPr>
+        <w:t>setup/urls.py</w:t>
+      </w:r>
+    </w:p>
+    <w:p>
+      <w:r>
+        <w:rPr>
+          <w:noProof/>
+        </w:rPr>
+        <w:drawing>
+          <wp:inline distT="0" distB="0" distL="0" distR="0" wp14:anchorId="7A777C29" wp14:editId="02E951FD">
+            <wp:extent cx="5400040" cy="2138045"/>
+            <wp:effectExtent l="0" t="0" r="0" b="0"/>
+            <wp:docPr id="55" name="Imagem 55"/>
+            <wp:cNvGraphicFramePr>
+              <a:graphicFrameLocks xmlns:a="http://schemas.openxmlformats.org/drawingml/2006/main" noChangeAspect="1"/>
+            </wp:cNvGraphicFramePr>
+            <a:graphic xmlns:a="http://schemas.openxmlformats.org/drawingml/2006/main">
+              <a:graphicData uri="http://schemas.openxmlformats.org/drawingml/2006/picture">
+                <pic:pic xmlns:pic="http://schemas.openxmlformats.org/drawingml/2006/picture">
+                  <pic:nvPicPr>
+                    <pic:cNvPr id="1" name=""/>
+                    <pic:cNvPicPr/>
+                  </pic:nvPicPr>
+                  <pic:blipFill>
+                    <a:blip r:embed="rId91"/>
+                    <a:stretch>
+                      <a:fillRect/>
+                    </a:stretch>
+                  </pic:blipFill>
+                  <pic:spPr>
+                    <a:xfrm>
+                      <a:off x="0" y="0"/>
+                      <a:ext cx="5400040" cy="2138045"/>
+                    </a:xfrm>
+                    <a:prstGeom prst="rect">
+                      <a:avLst/>
+                    </a:prstGeom>
+                  </pic:spPr>
+                </pic:pic>
+              </a:graphicData>
+            </a:graphic>
+          </wp:inline>
+        </w:drawing>
+      </w:r>
+    </w:p>
+    <w:p>
+      <w:pPr>
+        <w:pStyle w:val="Ttulo3"/>
+      </w:pPr>
+      <w:r>
+        <w:t>O arquivo de rotas do App</w:t>
+      </w:r>
+    </w:p>
+    <w:p>
+      <w:pPr>
+        <w:spacing w:before="100" w:beforeAutospacing="1" w:after="100" w:afterAutospacing="1" w:line="240" w:lineRule="auto"/>
+        <w:rPr>
+          <w:rFonts w:ascii="Times New Roman" w:eastAsia="Times New Roman" w:hAnsi="Times New Roman" w:cs="Times New Roman"/>
+          <w:kern w:val="0"/>
+          <w:lang w:eastAsia="pt-BR"/>
+          <w14:ligatures w14:val="none"/>
+        </w:rPr>
+      </w:pPr>
+      <w:r>
+        <w:rPr>
+          <w:rFonts w:ascii="Times New Roman" w:eastAsia="Times New Roman" w:hAnsi="Times New Roman" w:cs="Times New Roman"/>
+          <w:kern w:val="0"/>
+          <w:lang w:eastAsia="pt-BR"/>
+          <w14:ligatures w14:val="none"/>
+        </w:rPr>
+        <w:t xml:space="preserve">Este arquivo </w:t>
+      </w:r>
+      <w:r>
+        <w:rPr>
+          <w:rFonts w:ascii="Times New Roman" w:eastAsia="Times New Roman" w:hAnsi="Times New Roman" w:cs="Times New Roman"/>
+          <w:b/>
+          <w:bCs/>
+          <w:kern w:val="0"/>
+          <w:lang w:eastAsia="pt-BR"/>
+          <w14:ligatures w14:val="none"/>
+        </w:rPr>
+        <w:t>você deve criar</w:t>
+      </w:r>
+      <w:r>
+        <w:rPr>
+          <w:rFonts w:ascii="Times New Roman" w:eastAsia="Times New Roman" w:hAnsi="Times New Roman" w:cs="Times New Roman"/>
+          <w:kern w:val="0"/>
+          <w:lang w:eastAsia="pt-BR"/>
+          <w14:ligatures w14:val="none"/>
+        </w:rPr>
+        <w:t xml:space="preserve"> manualmente dentro da pasta do app. É ele que mapeia as funcionalidades específicas dos sócios.</w:t>
+      </w:r>
+    </w:p>
+    <w:p>
+      <w:pPr>
+        <w:spacing w:before="100" w:beforeAutospacing="1" w:after="100" w:afterAutospacing="1" w:line="240" w:lineRule="auto"/>
+        <w:rPr>
+          <w:rFonts w:ascii="Courier New" w:eastAsia="Times New Roman" w:hAnsi="Courier New" w:cs="Courier New"/>
+          <w:kern w:val="0"/>
+          <w:sz w:val="20"/>
+          <w:szCs w:val="20"/>
+          <w:lang w:eastAsia="pt-BR"/>
+          <w14:ligatures w14:val="none"/>
+        </w:rPr>
+      </w:pPr>
+      <w:r>
+        <w:rPr>
+          <w:rFonts w:ascii="Times New Roman" w:eastAsia="Times New Roman" w:hAnsi="Times New Roman" w:cs="Times New Roman"/>
+          <w:b/>
+          <w:bCs/>
+          <w:kern w:val="0"/>
+          <w:lang w:eastAsia="pt-BR"/>
+          <w14:ligatures w14:val="none"/>
+        </w:rPr>
+        <w:t>Onde:</w:t>
+      </w:r>
+      <w:r>
+        <w:rPr>
+          <w:rFonts w:ascii="Times New Roman" w:eastAsia="Times New Roman" w:hAnsi="Times New Roman" w:cs="Times New Roman"/>
+          <w:kern w:val="0"/>
+          <w:lang w:eastAsia="pt-BR"/>
+          <w14:ligatures w14:val="none"/>
+        </w:rPr>
+        <w:t xml:space="preserve"> </w:t>
+      </w:r>
+      <w:r>
+        <w:rPr>
+          <w:rFonts w:ascii="Courier New" w:eastAsia="Times New Roman" w:hAnsi="Courier New" w:cs="Courier New"/>
+          <w:kern w:val="0"/>
+          <w:sz w:val="20"/>
+          <w:szCs w:val="20"/>
+          <w:lang w:eastAsia="pt-BR"/>
+          <w14:ligatures w14:val="none"/>
+        </w:rPr>
+        <w:t>associado/urls.py</w:t>
+      </w:r>
+    </w:p>
+    <w:p>
+      <w:pPr>
+        <w:spacing w:before="100" w:beforeAutospacing="1" w:after="100" w:afterAutospacing="1" w:line="240" w:lineRule="auto"/>
+        <w:rPr>
+          <w:rFonts w:ascii="Times New Roman" w:eastAsia="Times New Roman" w:hAnsi="Times New Roman" w:cs="Times New Roman"/>
+          <w:kern w:val="0"/>
+          <w:lang w:eastAsia="pt-BR"/>
+          <w14:ligatures w14:val="none"/>
+        </w:rPr>
+      </w:pPr>
+      <w:r>
+        <w:rPr>
+          <w:noProof/>
+        </w:rPr>
+        <w:drawing>
+          <wp:inline distT="0" distB="0" distL="0" distR="0" wp14:anchorId="734DDAF2" wp14:editId="47867777">
+            <wp:extent cx="1195211" cy="2095500"/>
+            <wp:effectExtent l="0" t="0" r="5080" b="0"/>
+            <wp:docPr id="52" name="Imagem 52"/>
+            <wp:cNvGraphicFramePr>
+              <a:graphicFrameLocks xmlns:a="http://schemas.openxmlformats.org/drawingml/2006/main" noChangeAspect="1"/>
+            </wp:cNvGraphicFramePr>
+            <a:graphic xmlns:a="http://schemas.openxmlformats.org/drawingml/2006/main">
+              <a:graphicData uri="http://schemas.openxmlformats.org/drawingml/2006/picture">
+                <pic:pic xmlns:pic="http://schemas.openxmlformats.org/drawingml/2006/picture">
+                  <pic:nvPicPr>
+                    <pic:cNvPr id="1" name=""/>
+                    <pic:cNvPicPr/>
+                  </pic:nvPicPr>
+                  <pic:blipFill>
+                    <a:blip r:embed="rId92"/>
+                    <a:stretch>
+                      <a:fillRect/>
+                    </a:stretch>
+                  </pic:blipFill>
+                  <pic:spPr>
+                    <a:xfrm>
+                      <a:off x="0" y="0"/>
+                      <a:ext cx="1206250" cy="2114855"/>
+                    </a:xfrm>
+                    <a:prstGeom prst="rect">
+                      <a:avLst/>
+                    </a:prstGeom>
+                  </pic:spPr>
+                </pic:pic>
+              </a:graphicData>
+            </a:graphic>
+          </wp:inline>
+        </w:drawing>
+      </w:r>
+    </w:p>
+    <w:p>
+      <w:pPr>
+        <w:spacing w:before="100" w:beforeAutospacing="1" w:after="100" w:afterAutospacing="1" w:line="240" w:lineRule="auto"/>
+        <w:rPr>
+          <w:rFonts w:ascii="Times New Roman" w:eastAsia="Times New Roman" w:hAnsi="Times New Roman" w:cs="Times New Roman"/>
+          <w:kern w:val="0"/>
+          <w:lang w:eastAsia="pt-BR"/>
+          <w14:ligatures w14:val="none"/>
+        </w:rPr>
+      </w:pPr>
+      <w:r>
+        <w:rPr>
+          <w:noProof/>
+        </w:rPr>
+        <w:lastRenderedPageBreak/>
+        <w:drawing>
+          <wp:inline distT="0" distB="0" distL="0" distR="0" wp14:anchorId="474A19D9" wp14:editId="18FE2985">
+            <wp:extent cx="5400040" cy="2063115"/>
+            <wp:effectExtent l="0" t="0" r="0" b="0"/>
+            <wp:docPr id="54" name="Imagem 54"/>
+            <wp:cNvGraphicFramePr>
+              <a:graphicFrameLocks xmlns:a="http://schemas.openxmlformats.org/drawingml/2006/main" noChangeAspect="1"/>
+            </wp:cNvGraphicFramePr>
+            <a:graphic xmlns:a="http://schemas.openxmlformats.org/drawingml/2006/main">
+              <a:graphicData uri="http://schemas.openxmlformats.org/drawingml/2006/picture">
+                <pic:pic xmlns:pic="http://schemas.openxmlformats.org/drawingml/2006/picture">
+                  <pic:nvPicPr>
+                    <pic:cNvPr id="1" name=""/>
+                    <pic:cNvPicPr/>
+                  </pic:nvPicPr>
+                  <pic:blipFill>
+                    <a:blip r:embed="rId93"/>
+                    <a:stretch>
+                      <a:fillRect/>
+                    </a:stretch>
+                  </pic:blipFill>
+                  <pic:spPr>
+                    <a:xfrm>
+                      <a:off x="0" y="0"/>
+                      <a:ext cx="5400040" cy="2063115"/>
+                    </a:xfrm>
+                    <a:prstGeom prst="rect">
+                      <a:avLst/>
+                    </a:prstGeom>
+                  </pic:spPr>
+                </pic:pic>
+              </a:graphicData>
+            </a:graphic>
+          </wp:inline>
+        </w:drawing>
+      </w:r>
+    </w:p>
+    <w:p>
+      <w:pPr>
+        <w:pStyle w:val="Ttulo3"/>
+        <w:rPr>
+          <w:rFonts w:eastAsia="Times New Roman"/>
+          <w:lang w:eastAsia="pt-BR"/>
+        </w:rPr>
+      </w:pPr>
+      <w:r>
+        <w:rPr>
+          <w:rFonts w:eastAsia="Times New Roman"/>
+          <w:lang w:eastAsia="pt-BR"/>
+        </w:rPr>
+        <w:t xml:space="preserve">Configurando o </w:t>
+      </w:r>
+      <w:proofErr w:type="spellStart"/>
+      <w:r>
+        <w:rPr>
+          <w:rFonts w:eastAsia="Times New Roman"/>
+          <w:lang w:eastAsia="pt-BR"/>
+        </w:rPr>
+        <w:t>Templates</w:t>
+      </w:r>
+      <w:proofErr w:type="spellEnd"/>
+    </w:p>
+    <w:p>
+      <w:pPr>
+        <w:rPr>
+          <w:lang w:eastAsia="pt-BR"/>
+        </w:rPr>
+      </w:pPr>
+      <w:r>
+        <w:rPr>
+          <w:noProof/>
+        </w:rPr>
+        <w:drawing>
+          <wp:inline distT="0" distB="0" distL="0" distR="0" wp14:anchorId="6F1249B7" wp14:editId="457ED519">
+            <wp:extent cx="5400040" cy="2658110"/>
+            <wp:effectExtent l="0" t="0" r="0" b="8890"/>
+            <wp:docPr id="53" name="Imagem 53"/>
+            <wp:cNvGraphicFramePr>
+              <a:graphicFrameLocks xmlns:a="http://schemas.openxmlformats.org/drawingml/2006/main" noChangeAspect="1"/>
+            </wp:cNvGraphicFramePr>
+            <a:graphic xmlns:a="http://schemas.openxmlformats.org/drawingml/2006/main">
+              <a:graphicData uri="http://schemas.openxmlformats.org/drawingml/2006/picture">
+                <pic:pic xmlns:pic="http://schemas.openxmlformats.org/drawingml/2006/picture">
+                  <pic:nvPicPr>
+                    <pic:cNvPr id="1" name=""/>
+                    <pic:cNvPicPr/>
+                  </pic:nvPicPr>
+                  <pic:blipFill>
+                    <a:blip r:embed="rId94"/>
+                    <a:stretch>
+                      <a:fillRect/>
+                    </a:stretch>
+                  </pic:blipFill>
+                  <pic:spPr>
+                    <a:xfrm>
+                      <a:off x="0" y="0"/>
+                      <a:ext cx="5400040" cy="2658110"/>
+                    </a:xfrm>
+                    <a:prstGeom prst="rect">
+                      <a:avLst/>
+                    </a:prstGeom>
+                  </pic:spPr>
+                </pic:pic>
+              </a:graphicData>
+            </a:graphic>
+          </wp:inline>
+        </w:drawing>
+      </w:r>
+    </w:p>
+    <w:p>
+      <w:pPr>
+        <w:rPr>
+          <w:lang w:eastAsia="pt-BR"/>
+        </w:rPr>
+      </w:pPr>
+    </w:p>
+    <w:p>
+      <w:pPr>
+        <w:pStyle w:val="Ttulo3"/>
+      </w:pPr>
+      <w:r>
+        <w:t>Rodando a aplicação</w:t>
+      </w:r>
+    </w:p>
+    <w:p>
+      <w:r>
+        <w:rPr>
+          <w:noProof/>
+        </w:rPr>
+        <w:drawing>
+          <wp:inline distT="0" distB="0" distL="0" distR="0" wp14:anchorId="1211D567" wp14:editId="1B2E62CC">
+            <wp:extent cx="5400040" cy="2303145"/>
+            <wp:effectExtent l="0" t="0" r="0" b="1905"/>
+            <wp:docPr id="56" name="Imagem 56"/>
+            <wp:cNvGraphicFramePr>
+              <a:graphicFrameLocks xmlns:a="http://schemas.openxmlformats.org/drawingml/2006/main" noChangeAspect="1"/>
+            </wp:cNvGraphicFramePr>
+            <a:graphic xmlns:a="http://schemas.openxmlformats.org/drawingml/2006/main">
+              <a:graphicData uri="http://schemas.openxmlformats.org/drawingml/2006/picture">
+                <pic:pic xmlns:pic="http://schemas.openxmlformats.org/drawingml/2006/picture">
+                  <pic:nvPicPr>
+                    <pic:cNvPr id="1" name=""/>
+                    <pic:cNvPicPr/>
+                  </pic:nvPicPr>
+                  <pic:blipFill>
+                    <a:blip r:embed="rId95"/>
+                    <a:stretch>
+                      <a:fillRect/>
+                    </a:stretch>
+                  </pic:blipFill>
+                  <pic:spPr>
+                    <a:xfrm>
+                      <a:off x="0" y="0"/>
+                      <a:ext cx="5400040" cy="2303145"/>
+                    </a:xfrm>
+                    <a:prstGeom prst="rect">
+                      <a:avLst/>
+                    </a:prstGeom>
+                  </pic:spPr>
+                </pic:pic>
+              </a:graphicData>
+            </a:graphic>
+          </wp:inline>
+        </w:drawing>
+      </w:r>
+      <w:bookmarkStart w:id="0" w:name="_GoBack"/>
+      <w:bookmarkEnd w:id="0"/>
+    </w:p>
     <w:sectPr>
-      <w:headerReference w:type="default" r:id="rId71"/>
-      <w:footerReference w:type="default" r:id="rId72"/>
+      <w:headerReference w:type="default" r:id="rId96"/>
+      <w:footerReference w:type="default" r:id="rId97"/>
       <w:pgSz w:w="11906" w:h="16838"/>
       <w:pgMar w:top="1417" w:right="1701" w:bottom="1417" w:left="1701" w:header="708" w:footer="708" w:gutter="0"/>
       <w:cols w:space="708"/>
@@ -10206,7 +13302,7 @@
         <v:path o:extrusionok="f" gradientshapeok="t" o:connecttype="rect"/>
         <o:lock v:ext="edit" aspectratio="t"/>
       </v:shapetype>
-      <v:shape id="_x0000_i1065" type="#_x0000_t75" style="width:88.5pt;height:41.5pt;visibility:visible;mso-wrap-style:square" o:bullet="t">
+      <v:shape id="_x0000_i1055" type="#_x0000_t75" style="width:88.5pt;height:41.5pt;visibility:visible;mso-wrap-style:square" o:bullet="t">
         <v:imagedata r:id="rId1" o:title=""/>
       </v:shape>
     </w:pict>
@@ -10361,6 +13457,92 @@
     </w:lvl>
   </w:abstractNum>
   <w:abstractNum w:abstractNumId="1" w15:restartNumberingAfterBreak="0">
+    <w:nsid w:val="00D228D7"/>
+    <w:multiLevelType w:val="hybridMultilevel"/>
+    <w:tmpl w:val="F3303408"/>
+    <w:lvl w:ilvl="0" w:tplc="0416000F">
+      <w:start w:val="1"/>
+      <w:numFmt w:val="decimal"/>
+      <w:lvlText w:val="%1."/>
+      <w:lvlJc w:val="left"/>
+      <w:pPr>
+        <w:ind w:left="720" w:hanging="360"/>
+      </w:pPr>
+    </w:lvl>
+    <w:lvl w:ilvl="1" w:tplc="04160019" w:tentative="1">
+      <w:start w:val="1"/>
+      <w:numFmt w:val="lowerLetter"/>
+      <w:lvlText w:val="%2."/>
+      <w:lvlJc w:val="left"/>
+      <w:pPr>
+        <w:ind w:left="1440" w:hanging="360"/>
+      </w:pPr>
+    </w:lvl>
+    <w:lvl w:ilvl="2" w:tplc="0416001B" w:tentative="1">
+      <w:start w:val="1"/>
+      <w:numFmt w:val="lowerRoman"/>
+      <w:lvlText w:val="%3."/>
+      <w:lvlJc w:val="right"/>
+      <w:pPr>
+        <w:ind w:left="2160" w:hanging="180"/>
+      </w:pPr>
+    </w:lvl>
+    <w:lvl w:ilvl="3" w:tplc="0416000F" w:tentative="1">
+      <w:start w:val="1"/>
+      <w:numFmt w:val="decimal"/>
+      <w:lvlText w:val="%4."/>
+      <w:lvlJc w:val="left"/>
+      <w:pPr>
+        <w:ind w:left="2880" w:hanging="360"/>
+      </w:pPr>
+    </w:lvl>
+    <w:lvl w:ilvl="4" w:tplc="04160019" w:tentative="1">
+      <w:start w:val="1"/>
+      <w:numFmt w:val="lowerLetter"/>
+      <w:lvlText w:val="%5."/>
+      <w:lvlJc w:val="left"/>
+      <w:pPr>
+        <w:ind w:left="3600" w:hanging="360"/>
+      </w:pPr>
+    </w:lvl>
+    <w:lvl w:ilvl="5" w:tplc="0416001B" w:tentative="1">
+      <w:start w:val="1"/>
+      <w:numFmt w:val="lowerRoman"/>
+      <w:lvlText w:val="%6."/>
+      <w:lvlJc w:val="right"/>
+      <w:pPr>
+        <w:ind w:left="4320" w:hanging="180"/>
+      </w:pPr>
+    </w:lvl>
+    <w:lvl w:ilvl="6" w:tplc="0416000F" w:tentative="1">
+      <w:start w:val="1"/>
+      <w:numFmt w:val="decimal"/>
+      <w:lvlText w:val="%7."/>
+      <w:lvlJc w:val="left"/>
+      <w:pPr>
+        <w:ind w:left="5040" w:hanging="360"/>
+      </w:pPr>
+    </w:lvl>
+    <w:lvl w:ilvl="7" w:tplc="04160019" w:tentative="1">
+      <w:start w:val="1"/>
+      <w:numFmt w:val="lowerLetter"/>
+      <w:lvlText w:val="%8."/>
+      <w:lvlJc w:val="left"/>
+      <w:pPr>
+        <w:ind w:left="5760" w:hanging="360"/>
+      </w:pPr>
+    </w:lvl>
+    <w:lvl w:ilvl="8" w:tplc="0416001B" w:tentative="1">
+      <w:start w:val="1"/>
+      <w:numFmt w:val="lowerRoman"/>
+      <w:lvlText w:val="%9."/>
+      <w:lvlJc w:val="right"/>
+      <w:pPr>
+        <w:ind w:left="6480" w:hanging="180"/>
+      </w:pPr>
+    </w:lvl>
+  </w:abstractNum>
+  <w:abstractNum w:abstractNumId="2" w15:restartNumberingAfterBreak="0">
     <w:nsid w:val="0B573331"/>
     <w:multiLevelType w:val="multilevel"/>
     <w:tmpl w:val="3BCA0406"/>
@@ -10509,7 +13691,7 @@
       </w:rPr>
     </w:lvl>
   </w:abstractNum>
-  <w:abstractNum w:abstractNumId="2" w15:restartNumberingAfterBreak="0">
+  <w:abstractNum w:abstractNumId="3" w15:restartNumberingAfterBreak="0">
     <w:nsid w:val="13C04FBD"/>
     <w:multiLevelType w:val="multilevel"/>
     <w:tmpl w:val="720CD980"/>
@@ -10658,7 +13840,7 @@
       </w:rPr>
     </w:lvl>
   </w:abstractNum>
-  <w:abstractNum w:abstractNumId="3" w15:restartNumberingAfterBreak="0">
+  <w:abstractNum w:abstractNumId="4" w15:restartNumberingAfterBreak="0">
     <w:nsid w:val="17E560F4"/>
     <w:multiLevelType w:val="multilevel"/>
     <w:tmpl w:val="8DD6EFD8"/>
@@ -10807,7 +13989,156 @@
       </w:rPr>
     </w:lvl>
   </w:abstractNum>
-  <w:abstractNum w:abstractNumId="4" w15:restartNumberingAfterBreak="0">
+  <w:abstractNum w:abstractNumId="5" w15:restartNumberingAfterBreak="0">
+    <w:nsid w:val="1B0A1037"/>
+    <w:multiLevelType w:val="multilevel"/>
+    <w:tmpl w:val="9668BB9E"/>
+    <w:lvl w:ilvl="0">
+      <w:start w:val="1"/>
+      <w:numFmt w:val="bullet"/>
+      <w:lvlText w:val=""/>
+      <w:lvlJc w:val="left"/>
+      <w:pPr>
+        <w:tabs>
+          <w:tab w:val="num" w:pos="720"/>
+        </w:tabs>
+        <w:ind w:left="720" w:hanging="360"/>
+      </w:pPr>
+      <w:rPr>
+        <w:rFonts w:ascii="Symbol" w:hAnsi="Symbol" w:hint="default"/>
+        <w:sz w:val="20"/>
+      </w:rPr>
+    </w:lvl>
+    <w:lvl w:ilvl="1" w:tentative="1">
+      <w:start w:val="1"/>
+      <w:numFmt w:val="bullet"/>
+      <w:lvlText w:val="o"/>
+      <w:lvlJc w:val="left"/>
+      <w:pPr>
+        <w:tabs>
+          <w:tab w:val="num" w:pos="1440"/>
+        </w:tabs>
+        <w:ind w:left="1440" w:hanging="360"/>
+      </w:pPr>
+      <w:rPr>
+        <w:rFonts w:ascii="Courier New" w:hAnsi="Courier New" w:hint="default"/>
+        <w:sz w:val="20"/>
+      </w:rPr>
+    </w:lvl>
+    <w:lvl w:ilvl="2" w:tentative="1">
+      <w:start w:val="1"/>
+      <w:numFmt w:val="bullet"/>
+      <w:lvlText w:val=""/>
+      <w:lvlJc w:val="left"/>
+      <w:pPr>
+        <w:tabs>
+          <w:tab w:val="num" w:pos="2160"/>
+        </w:tabs>
+        <w:ind w:left="2160" w:hanging="360"/>
+      </w:pPr>
+      <w:rPr>
+        <w:rFonts w:ascii="Wingdings" w:hAnsi="Wingdings" w:hint="default"/>
+        <w:sz w:val="20"/>
+      </w:rPr>
+    </w:lvl>
+    <w:lvl w:ilvl="3" w:tentative="1">
+      <w:start w:val="1"/>
+      <w:numFmt w:val="bullet"/>
+      <w:lvlText w:val=""/>
+      <w:lvlJc w:val="left"/>
+      <w:pPr>
+        <w:tabs>
+          <w:tab w:val="num" w:pos="2880"/>
+        </w:tabs>
+        <w:ind w:left="2880" w:hanging="360"/>
+      </w:pPr>
+      <w:rPr>
+        <w:rFonts w:ascii="Wingdings" w:hAnsi="Wingdings" w:hint="default"/>
+        <w:sz w:val="20"/>
+      </w:rPr>
+    </w:lvl>
+    <w:lvl w:ilvl="4" w:tentative="1">
+      <w:start w:val="1"/>
+      <w:numFmt w:val="bullet"/>
+      <w:lvlText w:val=""/>
+      <w:lvlJc w:val="left"/>
+      <w:pPr>
+        <w:tabs>
+          <w:tab w:val="num" w:pos="3600"/>
+        </w:tabs>
+        <w:ind w:left="3600" w:hanging="360"/>
+      </w:pPr>
+      <w:rPr>
+        <w:rFonts w:ascii="Wingdings" w:hAnsi="Wingdings" w:hint="default"/>
+        <w:sz w:val="20"/>
+      </w:rPr>
+    </w:lvl>
+    <w:lvl w:ilvl="5" w:tentative="1">
+      <w:start w:val="1"/>
+      <w:numFmt w:val="bullet"/>
+      <w:lvlText w:val=""/>
+      <w:lvlJc w:val="left"/>
+      <w:pPr>
+        <w:tabs>
+          <w:tab w:val="num" w:pos="4320"/>
+        </w:tabs>
+        <w:ind w:left="4320" w:hanging="360"/>
+      </w:pPr>
+      <w:rPr>
+        <w:rFonts w:ascii="Wingdings" w:hAnsi="Wingdings" w:hint="default"/>
+        <w:sz w:val="20"/>
+      </w:rPr>
+    </w:lvl>
+    <w:lvl w:ilvl="6" w:tentative="1">
+      <w:start w:val="1"/>
+      <w:numFmt w:val="bullet"/>
+      <w:lvlText w:val=""/>
+      <w:lvlJc w:val="left"/>
+      <w:pPr>
+        <w:tabs>
+          <w:tab w:val="num" w:pos="5040"/>
+        </w:tabs>
+        <w:ind w:left="5040" w:hanging="360"/>
+      </w:pPr>
+      <w:rPr>
+        <w:rFonts w:ascii="Wingdings" w:hAnsi="Wingdings" w:hint="default"/>
+        <w:sz w:val="20"/>
+      </w:rPr>
+    </w:lvl>
+    <w:lvl w:ilvl="7" w:tentative="1">
+      <w:start w:val="1"/>
+      <w:numFmt w:val="bullet"/>
+      <w:lvlText w:val=""/>
+      <w:lvlJc w:val="left"/>
+      <w:pPr>
+        <w:tabs>
+          <w:tab w:val="num" w:pos="5760"/>
+        </w:tabs>
+        <w:ind w:left="5760" w:hanging="360"/>
+      </w:pPr>
+      <w:rPr>
+        <w:rFonts w:ascii="Wingdings" w:hAnsi="Wingdings" w:hint="default"/>
+        <w:sz w:val="20"/>
+      </w:rPr>
+    </w:lvl>
+    <w:lvl w:ilvl="8" w:tentative="1">
+      <w:start w:val="1"/>
+      <w:numFmt w:val="bullet"/>
+      <w:lvlText w:val=""/>
+      <w:lvlJc w:val="left"/>
+      <w:pPr>
+        <w:tabs>
+          <w:tab w:val="num" w:pos="6480"/>
+        </w:tabs>
+        <w:ind w:left="6480" w:hanging="360"/>
+      </w:pPr>
+      <w:rPr>
+        <w:rFonts w:ascii="Wingdings" w:hAnsi="Wingdings" w:hint="default"/>
+        <w:sz w:val="20"/>
+      </w:rPr>
+    </w:lvl>
+  </w:abstractNum>
+  <w:abstractNum w:abstractNumId="6" w15:restartNumberingAfterBreak="0">
     <w:nsid w:val="1C1869BE"/>
     <w:multiLevelType w:val="multilevel"/>
     <w:tmpl w:val="F9327E54"/>
@@ -10956,7 +14287,7 @@
       </w:rPr>
     </w:lvl>
   </w:abstractNum>
-  <w:abstractNum w:abstractNumId="5" w15:restartNumberingAfterBreak="0">
+  <w:abstractNum w:abstractNumId="7" w15:restartNumberingAfterBreak="0">
     <w:nsid w:val="21A60F96"/>
     <w:multiLevelType w:val="hybridMultilevel"/>
     <w:tmpl w:val="A34E5A10"/>
@@ -11045,7 +14376,7 @@
       </w:pPr>
     </w:lvl>
   </w:abstractNum>
-  <w:abstractNum w:abstractNumId="6" w15:restartNumberingAfterBreak="0">
+  <w:abstractNum w:abstractNumId="8" w15:restartNumberingAfterBreak="0">
     <w:nsid w:val="22B76E70"/>
     <w:multiLevelType w:val="multilevel"/>
     <w:tmpl w:val="203CF88A"/>
@@ -11194,7 +14525,7 @@
       </w:rPr>
     </w:lvl>
   </w:abstractNum>
-  <w:abstractNum w:abstractNumId="7" w15:restartNumberingAfterBreak="0">
+  <w:abstractNum w:abstractNumId="9" w15:restartNumberingAfterBreak="0">
     <w:nsid w:val="23C328DB"/>
     <w:multiLevelType w:val="hybridMultilevel"/>
     <w:tmpl w:val="19EE3B24"/>
@@ -11307,7 +14638,7 @@
       </w:rPr>
     </w:lvl>
   </w:abstractNum>
-  <w:abstractNum w:abstractNumId="8" w15:restartNumberingAfterBreak="0">
+  <w:abstractNum w:abstractNumId="10" w15:restartNumberingAfterBreak="0">
     <w:nsid w:val="259877AC"/>
     <w:multiLevelType w:val="multilevel"/>
     <w:tmpl w:val="CD2485D6"/>
@@ -11456,7 +14787,7 @@
       </w:rPr>
     </w:lvl>
   </w:abstractNum>
-  <w:abstractNum w:abstractNumId="9" w15:restartNumberingAfterBreak="0">
+  <w:abstractNum w:abstractNumId="11" w15:restartNumberingAfterBreak="0">
     <w:nsid w:val="26136E52"/>
     <w:multiLevelType w:val="multilevel"/>
     <w:tmpl w:val="FC7E36CA"/>
@@ -11605,7 +14936,7 @@
       </w:rPr>
     </w:lvl>
   </w:abstractNum>
-  <w:abstractNum w:abstractNumId="10" w15:restartNumberingAfterBreak="0">
+  <w:abstractNum w:abstractNumId="12" w15:restartNumberingAfterBreak="0">
     <w:nsid w:val="2C242BB7"/>
     <w:multiLevelType w:val="multilevel"/>
     <w:tmpl w:val="7BD655A2"/>
@@ -11754,7 +15085,7 @@
       </w:rPr>
     </w:lvl>
   </w:abstractNum>
-  <w:abstractNum w:abstractNumId="11" w15:restartNumberingAfterBreak="0">
+  <w:abstractNum w:abstractNumId="13" w15:restartNumberingAfterBreak="0">
     <w:nsid w:val="2E6107A5"/>
     <w:multiLevelType w:val="multilevel"/>
     <w:tmpl w:val="FF0E6820"/>
@@ -11903,7 +15234,7 @@
       </w:rPr>
     </w:lvl>
   </w:abstractNum>
-  <w:abstractNum w:abstractNumId="12" w15:restartNumberingAfterBreak="0">
+  <w:abstractNum w:abstractNumId="14" w15:restartNumberingAfterBreak="0">
     <w:nsid w:val="3F48753C"/>
     <w:multiLevelType w:val="multilevel"/>
     <w:tmpl w:val="7C8C972C"/>
@@ -12052,7 +15383,120 @@
       </w:rPr>
     </w:lvl>
   </w:abstractNum>
-  <w:abstractNum w:abstractNumId="13" w15:restartNumberingAfterBreak="0">
+  <w:abstractNum w:abstractNumId="15" w15:restartNumberingAfterBreak="0">
+    <w:nsid w:val="42F572B9"/>
+    <w:multiLevelType w:val="multilevel"/>
+    <w:tmpl w:val="CA0000FC"/>
+    <w:lvl w:ilvl="0">
+      <w:start w:val="1"/>
+      <w:numFmt w:val="decimal"/>
+      <w:lvlText w:val="%1."/>
+      <w:lvlJc w:val="left"/>
+      <w:pPr>
+        <w:tabs>
+          <w:tab w:val="num" w:pos="720"/>
+        </w:tabs>
+        <w:ind w:left="720" w:hanging="360"/>
+      </w:pPr>
+    </w:lvl>
+    <w:lvl w:ilvl="1" w:tentative="1">
+      <w:start w:val="1"/>
+      <w:numFmt w:val="decimal"/>
+      <w:lvlText w:val="%2."/>
+      <w:lvlJc w:val="left"/>
+      <w:pPr>
+        <w:tabs>
+          <w:tab w:val="num" w:pos="1440"/>
+        </w:tabs>
+        <w:ind w:left="1440" w:hanging="360"/>
+      </w:pPr>
+    </w:lvl>
+    <w:lvl w:ilvl="2" w:tentative="1">
+      <w:start w:val="1"/>
+      <w:numFmt w:val="decimal"/>
+      <w:lvlText w:val="%3."/>
+      <w:lvlJc w:val="left"/>
+      <w:pPr>
+        <w:tabs>
+          <w:tab w:val="num" w:pos="2160"/>
+        </w:tabs>
+        <w:ind w:left="2160" w:hanging="360"/>
+      </w:pPr>
+    </w:lvl>
+    <w:lvl w:ilvl="3" w:tentative="1">
+      <w:start w:val="1"/>
+      <w:numFmt w:val="decimal"/>
+      <w:lvlText w:val="%4."/>
+      <w:lvlJc w:val="left"/>
+      <w:pPr>
+        <w:tabs>
+          <w:tab w:val="num" w:pos="2880"/>
+        </w:tabs>
+        <w:ind w:left="2880" w:hanging="360"/>
+      </w:pPr>
+    </w:lvl>
+    <w:lvl w:ilvl="4" w:tentative="1">
+      <w:start w:val="1"/>
+      <w:numFmt w:val="decimal"/>
+      <w:lvlText w:val="%5."/>
+      <w:lvlJc w:val="left"/>
+      <w:pPr>
+        <w:tabs>
+          <w:tab w:val="num" w:pos="3600"/>
+        </w:tabs>
+        <w:ind w:left="3600" w:hanging="360"/>
+      </w:pPr>
+    </w:lvl>
+    <w:lvl w:ilvl="5" w:tentative="1">
+      <w:start w:val="1"/>
+      <w:numFmt w:val="decimal"/>
+      <w:lvlText w:val="%6."/>
+      <w:lvlJc w:val="left"/>
+      <w:pPr>
+        <w:tabs>
+          <w:tab w:val="num" w:pos="4320"/>
+        </w:tabs>
+        <w:ind w:left="4320" w:hanging="360"/>
+      </w:pPr>
+    </w:lvl>
+    <w:lvl w:ilvl="6" w:tentative="1">
+      <w:start w:val="1"/>
+      <w:numFmt w:val="decimal"/>
+      <w:lvlText w:val="%7."/>
+      <w:lvlJc w:val="left"/>
+      <w:pPr>
+        <w:tabs>
+          <w:tab w:val="num" w:pos="5040"/>
+        </w:tabs>
+        <w:ind w:left="5040" w:hanging="360"/>
+      </w:pPr>
+    </w:lvl>
+    <w:lvl w:ilvl="7" w:tentative="1">
+      <w:start w:val="1"/>
+      <w:numFmt w:val="decimal"/>
+      <w:lvlText w:val="%8."/>
+      <w:lvlJc w:val="left"/>
+      <w:pPr>
+        <w:tabs>
+          <w:tab w:val="num" w:pos="5760"/>
+        </w:tabs>
+        <w:ind w:left="5760" w:hanging="360"/>
+      </w:pPr>
+    </w:lvl>
+    <w:lvl w:ilvl="8" w:tentative="1">
+      <w:start w:val="1"/>
+      <w:numFmt w:val="decimal"/>
+      <w:lvlText w:val="%9."/>
+      <w:lvlJc w:val="left"/>
+      <w:pPr>
+        <w:tabs>
+          <w:tab w:val="num" w:pos="6480"/>
+        </w:tabs>
+        <w:ind w:left="6480" w:hanging="360"/>
+      </w:pPr>
+    </w:lvl>
+  </w:abstractNum>
+  <w:abstractNum w:abstractNumId="16" w15:restartNumberingAfterBreak="0">
     <w:nsid w:val="43D6280E"/>
     <w:multiLevelType w:val="multilevel"/>
     <w:tmpl w:val="C7361908"/>
@@ -12201,7 +15645,7 @@
       </w:rPr>
     </w:lvl>
   </w:abstractNum>
-  <w:abstractNum w:abstractNumId="14" w15:restartNumberingAfterBreak="0">
+  <w:abstractNum w:abstractNumId="17" w15:restartNumberingAfterBreak="0">
     <w:nsid w:val="4DA9016B"/>
     <w:multiLevelType w:val="multilevel"/>
     <w:tmpl w:val="06BCB598"/>
@@ -12350,7 +15794,7 @@
       </w:rPr>
     </w:lvl>
   </w:abstractNum>
-  <w:abstractNum w:abstractNumId="15" w15:restartNumberingAfterBreak="0">
+  <w:abstractNum w:abstractNumId="18" w15:restartNumberingAfterBreak="0">
     <w:nsid w:val="51502A99"/>
     <w:multiLevelType w:val="multilevel"/>
     <w:tmpl w:val="BA2CA3B6"/>
@@ -12499,7 +15943,93 @@
       </w:rPr>
     </w:lvl>
   </w:abstractNum>
-  <w:abstractNum w:abstractNumId="16" w15:restartNumberingAfterBreak="0">
+  <w:abstractNum w:abstractNumId="19" w15:restartNumberingAfterBreak="0">
+    <w:nsid w:val="57661C52"/>
+    <w:multiLevelType w:val="hybridMultilevel"/>
+    <w:tmpl w:val="F3303408"/>
+    <w:lvl w:ilvl="0" w:tplc="0416000F">
+      <w:start w:val="1"/>
+      <w:numFmt w:val="decimal"/>
+      <w:lvlText w:val="%1."/>
+      <w:lvlJc w:val="left"/>
+      <w:pPr>
+        <w:ind w:left="720" w:hanging="360"/>
+      </w:pPr>
+    </w:lvl>
+    <w:lvl w:ilvl="1" w:tplc="04160019" w:tentative="1">
+      <w:start w:val="1"/>
+      <w:numFmt w:val="lowerLetter"/>
+      <w:lvlText w:val="%2."/>
+      <w:lvlJc w:val="left"/>
+      <w:pPr>
+        <w:ind w:left="1440" w:hanging="360"/>
+      </w:pPr>
+    </w:lvl>
+    <w:lvl w:ilvl="2" w:tplc="0416001B" w:tentative="1">
+      <w:start w:val="1"/>
+      <w:numFmt w:val="lowerRoman"/>
+      <w:lvlText w:val="%3."/>
+      <w:lvlJc w:val="right"/>
+      <w:pPr>
+        <w:ind w:left="2160" w:hanging="180"/>
+      </w:pPr>
+    </w:lvl>
+    <w:lvl w:ilvl="3" w:tplc="0416000F" w:tentative="1">
+      <w:start w:val="1"/>
+      <w:numFmt w:val="decimal"/>
+      <w:lvlText w:val="%4."/>
+      <w:lvlJc w:val="left"/>
+      <w:pPr>
+        <w:ind w:left="2880" w:hanging="360"/>
+      </w:pPr>
+    </w:lvl>
+    <w:lvl w:ilvl="4" w:tplc="04160019" w:tentative="1">
+      <w:start w:val="1"/>
+      <w:numFmt w:val="lowerLetter"/>
+      <w:lvlText w:val="%5."/>
+      <w:lvlJc w:val="left"/>
+      <w:pPr>
+        <w:ind w:left="3600" w:hanging="360"/>
+      </w:pPr>
+    </w:lvl>
+    <w:lvl w:ilvl="5" w:tplc="0416001B" w:tentative="1">
+      <w:start w:val="1"/>
+      <w:numFmt w:val="lowerRoman"/>
+      <w:lvlText w:val="%6."/>
+      <w:lvlJc w:val="right"/>
+      <w:pPr>
+        <w:ind w:left="4320" w:hanging="180"/>
+      </w:pPr>
+    </w:lvl>
+    <w:lvl w:ilvl="6" w:tplc="0416000F" w:tentative="1">
+      <w:start w:val="1"/>
+      <w:numFmt w:val="decimal"/>
+      <w:lvlText w:val="%7."/>
+      <w:lvlJc w:val="left"/>
+      <w:pPr>
+        <w:ind w:left="5040" w:hanging="360"/>
+      </w:pPr>
+    </w:lvl>
+    <w:lvl w:ilvl="7" w:tplc="04160019" w:tentative="1">
+      <w:start w:val="1"/>
+      <w:numFmt w:val="lowerLetter"/>
+      <w:lvlText w:val="%8."/>
+      <w:lvlJc w:val="left"/>
+      <w:pPr>
+        <w:ind w:left="5760" w:hanging="360"/>
+      </w:pPr>
+    </w:lvl>
+    <w:lvl w:ilvl="8" w:tplc="0416001B" w:tentative="1">
+      <w:start w:val="1"/>
+      <w:numFmt w:val="lowerRoman"/>
+      <w:lvlText w:val="%9."/>
+      <w:lvlJc w:val="right"/>
+      <w:pPr>
+        <w:ind w:left="6480" w:hanging="180"/>
+      </w:pPr>
+    </w:lvl>
+  </w:abstractNum>
+  <w:abstractNum w:abstractNumId="20" w15:restartNumberingAfterBreak="0">
     <w:nsid w:val="66C444E4"/>
     <w:multiLevelType w:val="hybridMultilevel"/>
     <w:tmpl w:val="DD5EFFF8"/>
@@ -12588,7 +16118,7 @@
       </w:pPr>
     </w:lvl>
   </w:abstractNum>
-  <w:abstractNum w:abstractNumId="17" w15:restartNumberingAfterBreak="0">
+  <w:abstractNum w:abstractNumId="21" w15:restartNumberingAfterBreak="0">
     <w:nsid w:val="72D46E6D"/>
     <w:multiLevelType w:val="multilevel"/>
     <w:tmpl w:val="201A0CEA"/>
@@ -12737,7 +16267,7 @@
       </w:rPr>
     </w:lvl>
   </w:abstractNum>
-  <w:abstractNum w:abstractNumId="18" w15:restartNumberingAfterBreak="0">
+  <w:abstractNum w:abstractNumId="22" w15:restartNumberingAfterBreak="0">
     <w:nsid w:val="73991415"/>
     <w:multiLevelType w:val="multilevel"/>
     <w:tmpl w:val="19DC4CB0"/>
@@ -12886,7 +16416,7 @@
       </w:rPr>
     </w:lvl>
   </w:abstractNum>
-  <w:abstractNum w:abstractNumId="19" w15:restartNumberingAfterBreak="0">
+  <w:abstractNum w:abstractNumId="23" w15:restartNumberingAfterBreak="0">
     <w:nsid w:val="757276A0"/>
     <w:multiLevelType w:val="multilevel"/>
     <w:tmpl w:val="52CEFFA4"/>
@@ -13035,7 +16565,7 @@
       </w:rPr>
     </w:lvl>
   </w:abstractNum>
-  <w:abstractNum w:abstractNumId="20" w15:restartNumberingAfterBreak="0">
+  <w:abstractNum w:abstractNumId="24" w15:restartNumberingAfterBreak="0">
     <w:nsid w:val="766A7F20"/>
     <w:multiLevelType w:val="multilevel"/>
     <w:tmpl w:val="9B1CF08A"/>
@@ -13184,7 +16714,156 @@
       </w:rPr>
     </w:lvl>
   </w:abstractNum>
-  <w:abstractNum w:abstractNumId="21" w15:restartNumberingAfterBreak="0">
+  <w:abstractNum w:abstractNumId="25" w15:restartNumberingAfterBreak="0">
+    <w:nsid w:val="795500F0"/>
+    <w:multiLevelType w:val="multilevel"/>
+    <w:tmpl w:val="41861298"/>
+    <w:lvl w:ilvl="0">
+      <w:start w:val="1"/>
+      <w:numFmt w:val="bullet"/>
+      <w:lvlText w:val=""/>
+      <w:lvlJc w:val="left"/>
+      <w:pPr>
+        <w:tabs>
+          <w:tab w:val="num" w:pos="720"/>
+        </w:tabs>
+        <w:ind w:left="720" w:hanging="360"/>
+      </w:pPr>
+      <w:rPr>
+        <w:rFonts w:ascii="Symbol" w:hAnsi="Symbol" w:hint="default"/>
+        <w:sz w:val="20"/>
+      </w:rPr>
+    </w:lvl>
+    <w:lvl w:ilvl="1" w:tentative="1">
+      <w:start w:val="1"/>
+      <w:numFmt w:val="bullet"/>
+      <w:lvlText w:val="o"/>
+      <w:lvlJc w:val="left"/>
+      <w:pPr>
+        <w:tabs>
+          <w:tab w:val="num" w:pos="1440"/>
+        </w:tabs>
+        <w:ind w:left="1440" w:hanging="360"/>
+      </w:pPr>
+      <w:rPr>
+        <w:rFonts w:ascii="Courier New" w:hAnsi="Courier New" w:hint="default"/>
+        <w:sz w:val="20"/>
+      </w:rPr>
+    </w:lvl>
+    <w:lvl w:ilvl="2" w:tentative="1">
+      <w:start w:val="1"/>
+      <w:numFmt w:val="bullet"/>
+      <w:lvlText w:val=""/>
+      <w:lvlJc w:val="left"/>
+      <w:pPr>
+        <w:tabs>
+          <w:tab w:val="num" w:pos="2160"/>
+        </w:tabs>
+        <w:ind w:left="2160" w:hanging="360"/>
+      </w:pPr>
+      <w:rPr>
+        <w:rFonts w:ascii="Wingdings" w:hAnsi="Wingdings" w:hint="default"/>
+        <w:sz w:val="20"/>
+      </w:rPr>
+    </w:lvl>
+    <w:lvl w:ilvl="3" w:tentative="1">
+      <w:start w:val="1"/>
+      <w:numFmt w:val="bullet"/>
+      <w:lvlText w:val=""/>
+      <w:lvlJc w:val="left"/>
+      <w:pPr>
+        <w:tabs>
+          <w:tab w:val="num" w:pos="2880"/>
+        </w:tabs>
+        <w:ind w:left="2880" w:hanging="360"/>
+      </w:pPr>
+      <w:rPr>
+        <w:rFonts w:ascii="Wingdings" w:hAnsi="Wingdings" w:hint="default"/>
+        <w:sz w:val="20"/>
+      </w:rPr>
+    </w:lvl>
+    <w:lvl w:ilvl="4" w:tentative="1">
+      <w:start w:val="1"/>
+      <w:numFmt w:val="bullet"/>
+      <w:lvlText w:val=""/>
+      <w:lvlJc w:val="left"/>
+      <w:pPr>
+        <w:tabs>
+          <w:tab w:val="num" w:pos="3600"/>
+        </w:tabs>
+        <w:ind w:left="3600" w:hanging="360"/>
+      </w:pPr>
+      <w:rPr>
+        <w:rFonts w:ascii="Wingdings" w:hAnsi="Wingdings" w:hint="default"/>
+        <w:sz w:val="20"/>
+      </w:rPr>
+    </w:lvl>
+    <w:lvl w:ilvl="5" w:tentative="1">
+      <w:start w:val="1"/>
+      <w:numFmt w:val="bullet"/>
+      <w:lvlText w:val=""/>
+      <w:lvlJc w:val="left"/>
+      <w:pPr>
+        <w:tabs>
+          <w:tab w:val="num" w:pos="4320"/>
+        </w:tabs>
+        <w:ind w:left="4320" w:hanging="360"/>
+      </w:pPr>
+      <w:rPr>
+        <w:rFonts w:ascii="Wingdings" w:hAnsi="Wingdings" w:hint="default"/>
+        <w:sz w:val="20"/>
+      </w:rPr>
+    </w:lvl>
+    <w:lvl w:ilvl="6" w:tentative="1">
+      <w:start w:val="1"/>
+      <w:numFmt w:val="bullet"/>
+      <w:lvlText w:val=""/>
+      <w:lvlJc w:val="left"/>
+      <w:pPr>
+        <w:tabs>
+          <w:tab w:val="num" w:pos="5040"/>
+        </w:tabs>
+        <w:ind w:left="5040" w:hanging="360"/>
+      </w:pPr>
+      <w:rPr>
+        <w:rFonts w:ascii="Wingdings" w:hAnsi="Wingdings" w:hint="default"/>
+        <w:sz w:val="20"/>
+      </w:rPr>
+    </w:lvl>
+    <w:lvl w:ilvl="7" w:tentative="1">
+      <w:start w:val="1"/>
+      <w:numFmt w:val="bullet"/>
+      <w:lvlText w:val=""/>
+      <w:lvlJc w:val="left"/>
+      <w:pPr>
+        <w:tabs>
+          <w:tab w:val="num" w:pos="5760"/>
+        </w:tabs>
+        <w:ind w:left="5760" w:hanging="360"/>
+      </w:pPr>
+      <w:rPr>
+        <w:rFonts w:ascii="Wingdings" w:hAnsi="Wingdings" w:hint="default"/>
+        <w:sz w:val="20"/>
+      </w:rPr>
+    </w:lvl>
+    <w:lvl w:ilvl="8" w:tentative="1">
+      <w:start w:val="1"/>
+      <w:numFmt w:val="bullet"/>
+      <w:lvlText w:val=""/>
+      <w:lvlJc w:val="left"/>
+      <w:pPr>
+        <w:tabs>
+          <w:tab w:val="num" w:pos="6480"/>
+        </w:tabs>
+        <w:ind w:left="6480" w:hanging="360"/>
+      </w:pPr>
+      <w:rPr>
+        <w:rFonts w:ascii="Wingdings" w:hAnsi="Wingdings" w:hint="default"/>
+        <w:sz w:val="20"/>
+      </w:rPr>
+    </w:lvl>
+  </w:abstractNum>
+  <w:abstractNum w:abstractNumId="26" w15:restartNumberingAfterBreak="0">
     <w:nsid w:val="7EDB6028"/>
     <w:multiLevelType w:val="multilevel"/>
     <w:tmpl w:val="5DAAA7CE"/>
@@ -13298,70 +16977,85 @@
     </w:lvl>
   </w:abstractNum>
   <w:num w:numId="1">
-    <w:abstractNumId w:val="16"/>
+    <w:abstractNumId w:val="20"/>
   </w:num>
   <w:num w:numId="2">
-    <w:abstractNumId w:val="5"/>
+    <w:abstractNumId w:val="7"/>
   </w:num>
   <w:num w:numId="3">
-    <w:abstractNumId w:val="7"/>
+    <w:abstractNumId w:val="9"/>
   </w:num>
   <w:num w:numId="4">
-    <w:abstractNumId w:val="17"/>
+    <w:abstractNumId w:val="21"/>
   </w:num>
   <w:num w:numId="5">
-    <w:abstractNumId w:val="18"/>
+    <w:abstractNumId w:val="22"/>
   </w:num>
   <w:num w:numId="6">
-    <w:abstractNumId w:val="10"/>
+    <w:abstractNumId w:val="12"/>
   </w:num>
   <w:num w:numId="7">
     <w:abstractNumId w:val="0"/>
   </w:num>
   <w:num w:numId="8">
+    <w:abstractNumId w:val="6"/>
+  </w:num>
+  <w:num w:numId="9">
+    <w:abstractNumId w:val="2"/>
+  </w:num>
+  <w:num w:numId="10">
+    <w:abstractNumId w:val="13"/>
+  </w:num>
+  <w:num w:numId="11">
     <w:abstractNumId w:val="4"/>
   </w:num>
-  <w:num w:numId="9">
+  <w:num w:numId="12">
+    <w:abstractNumId w:val="11"/>
+  </w:num>
+  <w:num w:numId="13">
+    <w:abstractNumId w:val="3"/>
+  </w:num>
+  <w:num w:numId="14">
+    <w:abstractNumId w:val="26"/>
+  </w:num>
+  <w:num w:numId="15">
+    <w:abstractNumId w:val="8"/>
+  </w:num>
+  <w:num w:numId="16">
+    <w:abstractNumId w:val="14"/>
+  </w:num>
+  <w:num w:numId="17">
+    <w:abstractNumId w:val="16"/>
+  </w:num>
+  <w:num w:numId="18">
+    <w:abstractNumId w:val="23"/>
+  </w:num>
+  <w:num w:numId="19">
+    <w:abstractNumId w:val="10"/>
+  </w:num>
+  <w:num w:numId="20">
+    <w:abstractNumId w:val="18"/>
+  </w:num>
+  <w:num w:numId="21">
+    <w:abstractNumId w:val="17"/>
+  </w:num>
+  <w:num w:numId="22">
+    <w:abstractNumId w:val="24"/>
+  </w:num>
+  <w:num w:numId="23">
+    <w:abstractNumId w:val="5"/>
+  </w:num>
+  <w:num w:numId="24">
+    <w:abstractNumId w:val="25"/>
+  </w:num>
+  <w:num w:numId="25">
+    <w:abstractNumId w:val="15"/>
+  </w:num>
+  <w:num w:numId="26">
     <w:abstractNumId w:val="1"/>
   </w:num>
-  <w:num w:numId="10">
-    <w:abstractNumId w:val="11"/>
-  </w:num>
-  <w:num w:numId="11">
-    <w:abstractNumId w:val="3"/>
-  </w:num>
-  <w:num w:numId="12">
-    <w:abstractNumId w:val="9"/>
-  </w:num>
-  <w:num w:numId="13">
-    <w:abstractNumId w:val="2"/>
-  </w:num>
-  <w:num w:numId="14">
-    <w:abstractNumId w:val="21"/>
-  </w:num>
-  <w:num w:numId="15">
-    <w:abstractNumId w:val="6"/>
-  </w:num>
-  <w:num w:numId="16">
-    <w:abstractNumId w:val="12"/>
-  </w:num>
-  <w:num w:numId="17">
-    <w:abstractNumId w:val="13"/>
-  </w:num>
-  <w:num w:numId="18">
+  <w:num w:numId="27">
     <w:abstractNumId w:val="19"/>
-  </w:num>
-  <w:num w:numId="19">
-    <w:abstractNumId w:val="8"/>
-  </w:num>
-  <w:num w:numId="20">
-    <w:abstractNumId w:val="15"/>
-  </w:num>
-  <w:num w:numId="21">
-    <w:abstractNumId w:val="14"/>
-  </w:num>
-  <w:num w:numId="22">
-    <w:abstractNumId w:val="20"/>
   </w:num>
 </w:numbering>
 </file>
@@ -13793,7 +17487,6 @@
     <w:next w:val="Normal"/>
     <w:link w:val="Ttulo2Char"/>
     <w:uiPriority w:val="9"/>
-    <w:semiHidden/>
     <w:unhideWhenUsed/>
     <w:qFormat/>
     <w:rsid w:val="00E27FB1"/>
@@ -13816,7 +17509,6 @@
     <w:next w:val="Normal"/>
     <w:link w:val="Ttulo3Char"/>
     <w:uiPriority w:val="9"/>
-    <w:semiHidden/>
     <w:unhideWhenUsed/>
     <w:qFormat/>
     <w:rsid w:val="00E27FB1"/>
@@ -13839,7 +17531,6 @@
     <w:next w:val="Normal"/>
     <w:link w:val="Ttulo4Char"/>
     <w:uiPriority w:val="9"/>
-    <w:semiHidden/>
     <w:unhideWhenUsed/>
     <w:qFormat/>
     <w:rsid w:val="00E27FB1"/>
@@ -14010,7 +17701,6 @@
     <w:basedOn w:val="Fontepargpadro"/>
     <w:link w:val="Ttulo2"/>
     <w:uiPriority w:val="9"/>
-    <w:semiHidden/>
     <w:rsid w:val="00E27FB1"/>
     <w:rPr>
       <w:rFonts w:asciiTheme="majorHAnsi" w:eastAsiaTheme="majorEastAsia" w:hAnsiTheme="majorHAnsi" w:cstheme="majorBidi"/>
@@ -14024,7 +17714,6 @@
     <w:basedOn w:val="Fontepargpadro"/>
     <w:link w:val="Ttulo3"/>
     <w:uiPriority w:val="9"/>
-    <w:semiHidden/>
     <w:rsid w:val="00E27FB1"/>
     <w:rPr>
       <w:rFonts w:eastAsiaTheme="majorEastAsia" w:cstheme="majorBidi"/>
@@ -14038,7 +17727,6 @@
     <w:basedOn w:val="Fontepargpadro"/>
     <w:link w:val="Ttulo4"/>
     <w:uiPriority w:val="9"/>
-    <w:semiHidden/>
     <w:rsid w:val="00E27FB1"/>
     <w:rPr>
       <w:rFonts w:eastAsiaTheme="majorEastAsia" w:cstheme="majorBidi"/>
